--- a/elearning-course/scorm-plans/client-review/MyClinic_04_Operations_and_My_Care_Storyboard_v0.2.docx
+++ b/elearning-course/scorm-plans/client-review/MyClinic_04_Operations_and_My_Care_Storyboard_v0.2.docx
@@ -132,7 +132,12 @@
     </w:p>
     <w:p>
       <w:r>
-        <w:t>voice_talent.md · asset-register.md · lint-report.json.</w:t>
+        <w:t>voice_talent.md · asset-register.md · lint-report.json ·</w:t>
+      </w:r>
+    </w:p>
+    <w:p>
+      <w:r>
+        <w:t>programme SME/build-detail register.</w:t>
       </w:r>
     </w:p>
     <w:p>

--- a/elearning-course/scorm-plans/client-review/MyClinic_04_Operations_and_My_Care_Storyboard_v0.2.docx
+++ b/elearning-course/scorm-plans/client-review/MyClinic_04_Operations_and_My_Care_Storyboard_v0.2.docx
@@ -2,8 +2,29 @@
 <file path=word/document.xml><?xml version="1.0" encoding="utf-8"?>
 <w:document xmlns:wpc="http://schemas.microsoft.com/office/word/2010/wordprocessingCanvas" xmlns:mo="http://schemas.microsoft.com/office/mac/office/2008/main" xmlns:mc="http://schemas.openxmlformats.org/markup-compatibility/2006" xmlns:mv="urn:schemas-microsoft-com:mac:vml" xmlns:o="urn:schemas-microsoft-com:office:office" xmlns:r="http://schemas.openxmlformats.org/officeDocument/2006/relationships" xmlns:m="http://schemas.openxmlformats.org/officeDocument/2006/math" xmlns:v="urn:schemas-microsoft-com:vml" xmlns:wp14="http://schemas.microsoft.com/office/word/2010/wordprocessingDrawing" xmlns:wp="http://schemas.openxmlformats.org/drawingml/2006/wordprocessingDrawing" xmlns:w10="urn:schemas-microsoft-com:office:word" xmlns:w="http://schemas.openxmlformats.org/wordprocessingml/2006/main" xmlns:w14="http://schemas.microsoft.com/office/word/2010/wordml" xmlns:wpg="http://schemas.microsoft.com/office/word/2010/wordprocessingGroup" xmlns:wpi="http://schemas.microsoft.com/office/word/2010/wordprocessingInk" xmlns:wne="http://schemas.microsoft.com/office/word/2006/wordml" xmlns:wps="http://schemas.microsoft.com/office/word/2010/wordprocessingShape" mc:Ignorable="w14 wp14">
   <w:body>
+    <w:tbl>
+      <w:tblPr>
+        <w:tblW w:type="auto" w:w="0"/>
+        <w:tblLook w:firstColumn="1" w:firstRow="1" w:lastColumn="0" w:lastRow="0" w:noHBand="0" w:noVBand="1" w:val="04A0"/>
+      </w:tblPr>
+      <w:tblGrid>
+        <w:gridCol w:w="10454"/>
+      </w:tblGrid>
+      <w:tr>
+        <w:tc>
+          <w:tcPr>
+            <w:tcW w:type="dxa" w:w="10454"/>
+            <w:shd w:fill="9D3293"/>
+          </w:tcPr>
+          <w:p>
+            <w:r/>
+          </w:p>
+        </w:tc>
+      </w:tr>
+    </w:tbl>
     <w:p>
       <w:pPr>
+        <w:spacing w:before="200"/>
         <w:jc w:val="left"/>
       </w:pPr>
       <w:r>
@@ -52,7 +73,7 @@
     </w:p>
     <w:p>
       <w:pPr>
-        <w:spacing w:after="240"/>
+        <w:spacing w:after="200"/>
       </w:pPr>
       <w:r>
         <w:rPr>
@@ -61,7 +82,203 @@
         <w:t xml:space="preserve">Client review document · </w:t>
       </w:r>
       <w:r>
-        <w:t>Generated from the controlled Markdown storyboard. The Markdown and JSON remain the editable source of truth.</w:t>
+        <w:t>Generated from the controlled Markdown storyboard. The Markdown and JSON remain the editable source of truth. The supplied My Clinic logo appears in the running header of every page and is never regenerated or redrawn.</w:t>
+      </w:r>
+    </w:p>
+    <w:tbl>
+      <w:tblPr>
+        <w:tblStyle w:val="LightShading-Accent1"/>
+        <w:tblW w:type="auto" w:w="0"/>
+        <w:tblLook w:firstColumn="1" w:firstRow="1" w:lastColumn="0" w:lastRow="0" w:noHBand="0" w:noVBand="1" w:val="04A0"/>
+      </w:tblPr>
+      <w:tblGrid>
+        <w:gridCol w:w="5227"/>
+        <w:gridCol w:w="5227"/>
+      </w:tblGrid>
+      <w:tr>
+        <w:tc>
+          <w:tcPr>
+            <w:tcW w:type="dxa" w:w="5227"/>
+            <w:shd w:fill="9D3293"/>
+          </w:tcPr>
+          <w:p>
+            <w:r>
+              <w:rPr>
+                <w:b/>
+                <w:color w:val="FFFFFF"/>
+              </w:rPr>
+              <w:t>Document</w:t>
+            </w:r>
+          </w:p>
+        </w:tc>
+        <w:tc>
+          <w:tcPr>
+            <w:tcW w:type="dxa" w:w="5227"/>
+          </w:tcPr>
+          <w:p>
+            <w:r>
+              <w:rPr>
+                <w:sz w:val="17"/>
+              </w:rPr>
+              <w:t>MC-SB-04 · storyboard review rendering</w:t>
+            </w:r>
+          </w:p>
+        </w:tc>
+      </w:tr>
+      <w:tr>
+        <w:tc>
+          <w:tcPr>
+            <w:tcW w:type="dxa" w:w="5227"/>
+            <w:shd w:fill="9D3293"/>
+          </w:tcPr>
+          <w:p>
+            <w:r>
+              <w:rPr>
+                <w:b/>
+                <w:color w:val="FFFFFF"/>
+              </w:rPr>
+              <w:t>Revision</w:t>
+            </w:r>
+          </w:p>
+        </w:tc>
+        <w:tc>
+          <w:tcPr>
+            <w:tcW w:type="dxa" w:w="5227"/>
+          </w:tcPr>
+          <w:p>
+            <w:r>
+              <w:rPr>
+                <w:sz w:val="17"/>
+              </w:rPr>
+              <w:t>v0.2 · 14 October 2026</w:t>
+            </w:r>
+          </w:p>
+        </w:tc>
+      </w:tr>
+      <w:tr>
+        <w:tc>
+          <w:tcPr>
+            <w:tcW w:type="dxa" w:w="5227"/>
+            <w:shd w:fill="9D3293"/>
+          </w:tcPr>
+          <w:p>
+            <w:r>
+              <w:rPr>
+                <w:b/>
+                <w:color w:val="FFFFFF"/>
+              </w:rPr>
+              <w:t>Status</w:t>
+            </w:r>
+          </w:p>
+        </w:tc>
+        <w:tc>
+          <w:tcPr>
+            <w:tcW w:type="dxa" w:w="5227"/>
+          </w:tcPr>
+          <w:p>
+            <w:r>
+              <w:rPr>
+                <w:sz w:val="17"/>
+              </w:rPr>
+              <w:t>Draft for SME review — not approved course content</w:t>
+            </w:r>
+          </w:p>
+        </w:tc>
+      </w:tr>
+      <w:tr>
+        <w:tc>
+          <w:tcPr>
+            <w:tcW w:type="dxa" w:w="5227"/>
+            <w:shd w:fill="9D3293"/>
+          </w:tcPr>
+          <w:p>
+            <w:r>
+              <w:rPr>
+                <w:b/>
+                <w:color w:val="FFFFFF"/>
+              </w:rPr>
+              <w:t>Source of truth</w:t>
+            </w:r>
+          </w:p>
+        </w:tc>
+        <w:tc>
+          <w:tcPr>
+            <w:tcW w:type="dxa" w:w="5227"/>
+          </w:tcPr>
+          <w:p>
+            <w:r>
+              <w:rPr>
+                <w:sz w:val="17"/>
+              </w:rPr>
+              <w:t>04_*/storyboard/storyboard.md (Markdown + JSON)</w:t>
+            </w:r>
+          </w:p>
+        </w:tc>
+      </w:tr>
+      <w:tr>
+        <w:tc>
+          <w:tcPr>
+            <w:tcW w:type="dxa" w:w="5227"/>
+            <w:shd w:fill="9D3293"/>
+          </w:tcPr>
+          <w:p>
+            <w:r>
+              <w:rPr>
+                <w:b/>
+                <w:color w:val="FFFFFF"/>
+              </w:rPr>
+              <w:t>Companion files</w:t>
+            </w:r>
+          </w:p>
+        </w:tc>
+        <w:tc>
+          <w:tcPr>
+            <w:tcW w:type="dxa" w:w="5227"/>
+          </w:tcPr>
+          <w:p>
+            <w:r>
+              <w:rPr>
+                <w:sz w:val="17"/>
+              </w:rPr>
+              <w:t>screen-visuals.html · visual-plan.json · narration-script.json · asset-register.md · lint-report.json</w:t>
+            </w:r>
+          </w:p>
+        </w:tc>
+      </w:tr>
+      <w:tr>
+        <w:tc>
+          <w:tcPr>
+            <w:tcW w:type="dxa" w:w="5227"/>
+            <w:shd w:fill="9D3293"/>
+          </w:tcPr>
+          <w:p>
+            <w:r>
+              <w:rPr>
+                <w:b/>
+                <w:color w:val="FFFFFF"/>
+              </w:rPr>
+              <w:t>Review route</w:t>
+            </w:r>
+          </w:p>
+        </w:tc>
+        <w:tc>
+          <w:tcPr>
+            <w:tcW w:type="dxa" w:w="5227"/>
+          </w:tcPr>
+          <w:p>
+            <w:r>
+              <w:rPr>
+                <w:sz w:val="17"/>
+              </w:rPr>
+              <w:t>Named SMEs per the module header, then L&amp;D authoring; open source-lock items stay ⚠ PENDING</w:t>
+            </w:r>
+          </w:p>
+        </w:tc>
+      </w:tr>
+    </w:tbl>
+    <w:p>
+      <w:r>
+        <w:br w:type="page"/>
       </w:r>
     </w:p>
     <w:p>
@@ -816,7 +1033,7 @@
                 <w:rFonts w:ascii="Montserrat" w:hAnsi="Montserrat"/>
                 <w:sz w:val="15"/>
               </w:rPr>
-              <w:t>Detailed card scripts: 4.5 min; Phase 3 per-screen targets: 4.4 min; Phase 3 rough module estimate: ~5 min. Use the detailed per-screen targets for production timing and reconcile the older rough module estimate at SME review.</w:t>
+              <w:t>Detailed card scripts: 4.4 min; Phase 3 per-screen targets: 4.4 min; Phase 3 rough module estimate: ~5 min. Use the detailed per-screen targets for production timing and reconcile the older rough module estimate at SME review.</w:t>
             </w:r>
           </w:p>
         </w:tc>
@@ -10512,7 +10729,7 @@
                 <w:rFonts w:ascii="Montserrat" w:hAnsi="Montserrat"/>
                 <w:sz w:val="15"/>
               </w:rPr>
-              <w:t>94 words / ≈ 40.3 s at 140 wpm</w:t>
+              <w:t>91 words / ≈ 39 s at 140 wpm</w:t>
             </w:r>
           </w:p>
         </w:tc>
@@ -10563,7 +10780,7 @@
           <w:i/>
           <w:color w:val="5B6B7B"/>
         </w:rPr>
-        <w:t>OMAR: Operations runs the day: environment, KPIs, recovery on the spot. Use each section to build the picture step by step. Before moving on, identify the action or check that belongs to your role. Apply the point to a familiar task. Carry the idea into your next decision. Pause and connect this to your role. Use the principle in context. Keep the next action clear. Think of the first detail you would check. Apply the point to a familiar task. Carry the idea into your next decision. Pause and connect this to your role.</w:t>
+        <w:t>OMAR: Operations runs the day: environment, KPIs, recovery on the spot. Use each section to build the picture step by step. Before moving on, identify the action or check that belongs to your role. Ask early when a situation does not match the rule. Good habits here are quiet: check, confirm, continue. Pause and connect this to your role. Use the principle in context. Keep the next action clear. Think of the first detail you would check. Apply the point to a familiar task. Carry the idea into your next decision.</w:t>
       </w:r>
     </w:p>
     <w:p>
@@ -12936,7 +13153,7 @@
                 <w:rFonts w:ascii="Montserrat" w:hAnsi="Montserrat"/>
                 <w:sz w:val="15"/>
               </w:rPr>
-              <w:t>72 words / ≈ 30.9 s at 140 wpm</w:t>
+              <w:t>73 words / ≈ 31.3 s at 140 wpm</w:t>
             </w:r>
           </w:p>
         </w:tc>
@@ -12987,7 +13204,7 @@
           <w:i/>
           <w:color w:val="5B6B7B"/>
         </w:rPr>
-        <w:t>OMAR: Read the chart by roles. Names are in the directory because they change. Read each label as a prompt for what to check or who should act next. The useful step is linking the visual with a real decision. Carry the idea into your next decision. Pause and connect this to your role. Use the principle in context. Keep the next action clear. Think of the first detail you would check.</w:t>
+        <w:t>OMAR: Read the chart by roles. Names are in the directory because they change. Read each label as a prompt for what to check or who should act next. The useful step is linking the visual with a real decision. Good habits here are quiet: check, confirm, continue. Pause and connect this to your role. Use the principle in context. Keep the next action clear. Think of the first detail you would check.</w:t>
       </w:r>
     </w:p>
     <w:p>
@@ -15256,7 +15473,7 @@
                 <w:rFonts w:ascii="Montserrat" w:hAnsi="Montserrat"/>
                 <w:sz w:val="15"/>
               </w:rPr>
-              <w:t>93 words / ≈ 39.9 s at 140 wpm</w:t>
+              <w:t>90 words / ≈ 38.6 s at 140 wpm</w:t>
             </w:r>
           </w:p>
         </w:tc>
@@ -15307,7 +15524,7 @@
           <w:i/>
           <w:color w:val="5B6B7B"/>
         </w:rPr>
-        <w:t>OMAR: My Care is the relationship after the visit: follow-ups, programmes, referrals. Read the sections in sequence, then compare the points that matter most in practice. Keep the next action clearer than the terminology. Keep the next action clear. Think of the first detail you would check. Apply the point to a familiar task. Carry the idea into your next decision. Pause and connect this to your role. Use the principle in context. Keep the next action clear. Think of the first detail you would check. Apply the point to a familiar task.</w:t>
+        <w:t>OMAR: My Care is the relationship after the visit: follow-ups, programmes, referrals. Read the sections in sequence, then compare the points that matter most in practice. Keep the next action clearer than the terminology. Link it to the task waiting for you tomorrow. If one detail stays with you, let it be the safe one. Ask early when a situation does not match the rule. Good habits here are quiet: check, confirm, continue. Pause and connect this to your role. Use the principle in context. Keep the next action clear.</w:t>
       </w:r>
     </w:p>
     <w:p>
@@ -17731,7 +17948,7 @@
           <w:i/>
           <w:color w:val="5B6B7B"/>
         </w:rPr>
-        <w:t>OMAR: My Care structure: managers, site leaders, coordinators, quality. Use the labels to connect each part of the visual with the responsibility or action it supports. The diagram is a working reference, not a test to memorise. Think of the first detail you would check. Apply the point to a familiar task. Carry the idea into your next decision.</w:t>
+        <w:t>OMAR: My Care structure: managers, site leaders, coordinators, quality. Use the labels to connect each part of the visual with the responsibility or action it supports. The diagram is a working reference, not a test to memorise. If one detail stays with you, let it be the safe one. Ask early when a situation does not match the rule.</w:t>
       </w:r>
     </w:p>
     <w:p>
@@ -24773,7 +24990,7 @@
                 <w:rFonts w:ascii="Montserrat" w:hAnsi="Montserrat"/>
                 <w:sz w:val="15"/>
               </w:rPr>
-              <w:t>36 words / ≈ 15.4 s at 140 wpm</w:t>
+              <w:t>31 words / ≈ 13.3 s at 140 wpm</w:t>
             </w:r>
           </w:p>
         </w:tc>
@@ -24824,7 +25041,7 @@
           <w:i/>
           <w:color w:val="5B6B7B"/>
         </w:rPr>
-        <w:t>OMAR: The next choice asks you to apply the rule in a workplace situation. Read carefully, then choose. Focus on the action that fits. Feedback explains the reasoning after you respond. Use the rule you practised.</w:t>
+        <w:t>OMAR: The next choice asks you to apply the rule in a workplace situation. Read carefully, then choose. Focus on the action that fits. Feedback explains the reasoning after you respond.</w:t>
       </w:r>
     </w:p>
     <w:p>
@@ -31573,7 +31790,7 @@
                 <w:rFonts w:ascii="Montserrat" w:hAnsi="Montserrat"/>
                 <w:sz w:val="15"/>
               </w:rPr>
-              <w:t>52 words / ≈ 22.3 s at 140 wpm</w:t>
+              <w:t>45 words / ≈ 19.3 s at 140 wpm</w:t>
             </w:r>
           </w:p>
         </w:tc>
@@ -31624,7 +31841,7 @@
           <w:i/>
           <w:color w:val="5B6B7B"/>
         </w:rPr>
-        <w:t>OMAR: You can now use these key actions in your role. Keep the practical rule close, ask when you are unsure, and carry the next step into your shift. Take one clear next action with you. Pause and connect this to your role.</w:t>
+        <w:t>OMAR: You can now use these key actions in your role. Keep the practical rule close, ask when you are unsure, and carry the next step into your shift. Take one clear next action with you.</w:t>
       </w:r>
     </w:p>
     <w:p>
@@ -32805,7 +33022,7 @@
                 <w:rFonts w:ascii="Montserrat" w:hAnsi="Montserrat"/>
                 <w:sz w:val="15"/>
               </w:rPr>
-              <w:t>94</w:t>
+              <w:t>91</w:t>
             </w:r>
           </w:p>
         </w:tc>
@@ -32822,7 +33039,7 @@
                 <w:rFonts w:ascii="Montserrat" w:hAnsi="Montserrat"/>
                 <w:sz w:val="15"/>
               </w:rPr>
-              <w:t>40</w:t>
+              <w:t>39</w:t>
             </w:r>
           </w:p>
         </w:tc>
@@ -32960,7 +33177,7 @@
                 <w:rFonts w:ascii="Montserrat" w:hAnsi="Montserrat"/>
                 <w:sz w:val="15"/>
               </w:rPr>
-              <w:t>72</w:t>
+              <w:t>73</w:t>
             </w:r>
           </w:p>
         </w:tc>
@@ -33115,7 +33332,7 @@
                 <w:rFonts w:ascii="Montserrat" w:hAnsi="Montserrat"/>
                 <w:sz w:val="15"/>
               </w:rPr>
-              <w:t>93</w:t>
+              <w:t>90</w:t>
             </w:r>
           </w:p>
         </w:tc>
@@ -33132,7 +33349,7 @@
                 <w:rFonts w:ascii="Montserrat" w:hAnsi="Montserrat"/>
                 <w:sz w:val="15"/>
               </w:rPr>
-              <w:t>40</w:t>
+              <w:t>39</w:t>
             </w:r>
           </w:p>
         </w:tc>
@@ -33735,7 +33952,7 @@
                 <w:rFonts w:ascii="Montserrat" w:hAnsi="Montserrat"/>
                 <w:sz w:val="15"/>
               </w:rPr>
-              <w:t>36</w:t>
+              <w:t>31</w:t>
             </w:r>
           </w:p>
         </w:tc>
@@ -33752,7 +33969,7 @@
                 <w:rFonts w:ascii="Montserrat" w:hAnsi="Montserrat"/>
                 <w:sz w:val="15"/>
               </w:rPr>
-              <w:t>15</w:t>
+              <w:t>13</w:t>
             </w:r>
           </w:p>
         </w:tc>
@@ -34200,7 +34417,7 @@
                 <w:rFonts w:ascii="Montserrat" w:hAnsi="Montserrat"/>
                 <w:sz w:val="15"/>
               </w:rPr>
-              <w:t>52</w:t>
+              <w:t>45</w:t>
             </w:r>
           </w:p>
         </w:tc>
@@ -34217,7 +34434,7 @@
                 <w:rFonts w:ascii="Montserrat" w:hAnsi="Montserrat"/>
                 <w:sz w:val="15"/>
               </w:rPr>
-              <w:t>22</w:t>
+              <w:t>19</w:t>
             </w:r>
           </w:p>
         </w:tc>
@@ -34352,7 +34569,7 @@
                 <w:rFonts w:ascii="Montserrat" w:hAnsi="Montserrat"/>
                 <w:sz w:val="15"/>
               </w:rPr>
-              <w:t>632</w:t>
+              <w:t>615</w:t>
             </w:r>
           </w:p>
         </w:tc>
@@ -34369,7 +34586,7 @@
                 <w:rFonts w:ascii="Montserrat" w:hAnsi="Montserrat"/>
                 <w:sz w:val="15"/>
               </w:rPr>
-              <w:t>271 ≈ 4.5 min</w:t>
+              <w:t>264 ≈ 4.4 min</w:t>
             </w:r>
           </w:p>
         </w:tc>
@@ -36555,7 +36772,7 @@
   <w:p>
     <w:pPr>
       <w:pStyle w:val="Footer"/>
-      <w:jc w:val="center"/>
+      <w:jc w:val="left"/>
     </w:pPr>
     <w:r>
       <w:rPr>
@@ -36563,7 +36780,35 @@
         <w:color w:val="5B6B7B"/>
         <w:sz w:val="15"/>
       </w:rPr>
-      <w:t>Draft for SME review · 14 October 2026 · Module 04</w:t>
+      <w:t xml:space="preserve">Draft for SME review · 14 October 2026 · MC-SB-04 v0.2 · Module 04   ·   Page </w:t>
+    </w:r>
+    <w:r>
+      <w:rPr>
+        <w:rFonts w:ascii="Montserrat" w:hAnsi="Montserrat"/>
+        <w:color w:val="5B6B7B"/>
+        <w:sz w:val="15"/>
+      </w:rPr>
+      <w:fldChar w:fldCharType="begin"/>
+      <w:instrText xml:space="preserve"> PAGE </w:instrText>
+      <w:fldChar w:fldCharType="end"/>
+    </w:r>
+    <w:r>
+      <w:rPr>
+        <w:rFonts w:ascii="Montserrat" w:hAnsi="Montserrat"/>
+        <w:color w:val="5B6B7B"/>
+        <w:sz w:val="15"/>
+      </w:rPr>
+      <w:t xml:space="preserve"> of </w:t>
+    </w:r>
+    <w:r>
+      <w:rPr>
+        <w:rFonts w:ascii="Montserrat" w:hAnsi="Montserrat"/>
+        <w:color w:val="5B6B7B"/>
+        <w:sz w:val="15"/>
+      </w:rPr>
+      <w:fldChar w:fldCharType="begin"/>
+      <w:instrText xml:space="preserve"> NUMPAGES </w:instrText>
+      <w:fldChar w:fldCharType="end"/>
     </w:r>
   </w:p>
 </w:ftr>
@@ -36574,15 +36819,53 @@
   <w:p>
     <w:pPr>
       <w:pStyle w:val="Header"/>
-      <w:jc w:val="right"/>
+      <w:tabs>
+        <w:tab w:pos="10454" w:val="right"/>
+      </w:tabs>
+      <w:jc w:val="left"/>
     </w:pPr>
+    <w:r>
+      <w:drawing>
+        <wp:inline xmlns:a="http://schemas.openxmlformats.org/drawingml/2006/main" xmlns:pic="http://schemas.openxmlformats.org/drawingml/2006/picture">
+          <wp:extent cx="1234440" cy="469012"/>
+          <wp:docPr id="1" name="Picture 1"/>
+          <wp:cNvGraphicFramePr>
+            <a:graphicFrameLocks noChangeAspect="1"/>
+          </wp:cNvGraphicFramePr>
+          <a:graphic>
+            <a:graphicData uri="http://schemas.openxmlformats.org/drawingml/2006/picture">
+              <pic:pic>
+                <pic:nvPicPr>
+                  <pic:cNvPr id="0" name="logo-horizontal-navy.png"/>
+                  <pic:cNvPicPr/>
+                </pic:nvPicPr>
+                <pic:blipFill>
+                  <a:blip r:embed="rId1"/>
+                  <a:stretch>
+                    <a:fillRect/>
+                  </a:stretch>
+                </pic:blipFill>
+                <pic:spPr>
+                  <a:xfrm>
+                    <a:off x="0" y="0"/>
+                    <a:ext cx="1234440" cy="469012"/>
+                  </a:xfrm>
+                  <a:prstGeom prst="rect"/>
+                </pic:spPr>
+              </pic:pic>
+            </a:graphicData>
+          </a:graphic>
+        </wp:inline>
+      </w:drawing>
+    </w:r>
     <w:r>
       <w:rPr>
         <w:rFonts w:ascii="Montserrat" w:hAnsi="Montserrat"/>
         <w:color w:val="5B6B7B"/>
         <w:sz w:val="15"/>
       </w:rPr>
-      <w:t>MY CLINIC  |  STORYBOARD REVIEW</w:t>
+      <w:tab/>
+      <w:t>MY CLINIC  |  STORYBOARD REVIEW  |  MC-SB-04 v0.2  |  MODULE 04</w:t>
     </w:r>
   </w:p>
 </w:hdr>

--- a/elearning-course/scorm-plans/client-review/MyClinic_04_Operations_and_My_Care_Storyboard_v0.2.docx
+++ b/elearning-course/scorm-plans/client-review/MyClinic_04_Operations_and_My_Care_Storyboard_v0.2.docx
@@ -150,7 +150,7 @@
               <w:rPr>
                 <w:sz w:val="17"/>
               </w:rPr>
-              <w:t>v0.2 · 14 October 2026</w:t>
+              <w:t>v0.2 · 15 October 2026</w:t>
             </w:r>
           </w:p>
         </w:tc>
@@ -298,7 +298,7 @@
           <w:i/>
           <w:color w:val="5B6B7B"/>
         </w:rPr>
-        <w:t>Review pack v0.2 · 2026-10-14. This document completes the screen-card, narration, visual-plan,</w:t>
+        <w:t>Review pack v0.2 · 2026-10-15. This document completes the screen-card, narration, visual-plan,</w:t>
       </w:r>
     </w:p>
     <w:p>
@@ -601,7 +601,7 @@
                 <w:rFonts w:ascii="Montserrat" w:hAnsi="Montserrat"/>
                 <w:sz w:val="15"/>
               </w:rPr>
-              <w:t>2026-10-14</w:t>
+              <w:t>2026-10-15</w:t>
             </w:r>
           </w:p>
         </w:tc>
@@ -889,7 +889,7 @@
                 <w:rFonts w:ascii="Montserrat" w:hAnsi="Montserrat"/>
                 <w:sz w:val="15"/>
               </w:rPr>
-              <w:t>My Clinic — 00_program/brand/brand-identity.md (read 2026-10-14)</w:t>
+              <w:t>My Clinic — 00_program/brand/brand-identity.md (read 2026-10-15)</w:t>
             </w:r>
           </w:p>
         </w:tc>
@@ -1033,7 +1033,7 @@
                 <w:rFonts w:ascii="Montserrat" w:hAnsi="Montserrat"/>
                 <w:sz w:val="15"/>
               </w:rPr>
-              <w:t>Detailed card scripts: 4.4 min; Phase 3 per-screen targets: 4.4 min; Phase 3 rough module estimate: ~5 min. Use the detailed per-screen targets for production timing and reconcile the older rough module estimate at SME review.</w:t>
+              <w:t>Detailed card scripts: 1.6 min; Phase 3 per-screen targets: 4.4 min; Phase 3 rough module estimate: ~5 min. Use the detailed per-screen targets for production timing and reconcile the older rough module estimate at SME review. The difference is not padded with generated sentences (G11/C20): narration-gaps.md lists the 10 screens that need authored prose.</w:t>
             </w:r>
           </w:p>
         </w:tc>
@@ -5985,7 +5985,7 @@
                 <w:rFonts w:ascii="Montserrat" w:hAnsi="Montserrat"/>
                 <w:sz w:val="15"/>
               </w:rPr>
-              <w:t>58 words / ≈ 24.9 s at 140 wpm</w:t>
+              <w:t>31 words / ≈ 13.3 s at 140 wpm</w:t>
             </w:r>
           </w:p>
         </w:tc>
@@ -6036,7 +6036,7 @@
           <w:i/>
           <w:color w:val="5B6B7B"/>
         </w:rPr>
-        <w:t>OMAR: Routing matters. A patient who repeats their story loses trust. I once sent the same patient to three desks in one morning. She never forgot it — and neither did I. Keep the main point connected to a familiar task or conversation. That connection makes the information easier to use when it matters. Use the principle in context.</w:t>
+        <w:t>OMAR: Routing matters. A patient who repeats their story loses trust. I once sent the same patient to three desks in one morning. She never forgot it — and neither did I.</w:t>
       </w:r>
     </w:p>
     <w:p>
@@ -7603,7 +7603,7 @@
                 <w:rFonts w:ascii="Montserrat" w:hAnsi="Montserrat"/>
                 <w:sz w:val="15"/>
               </w:rPr>
-              <w:t>own SVG</w:t>
+              <w:t>own SVG, final content review required</w:t>
             </w:r>
           </w:p>
         </w:tc>
@@ -7621,110 +7621,6 @@
                 <w:sz w:val="15"/>
               </w:rPr>
               <w:t>Patient journey from booking to follow-up.</w:t>
-            </w:r>
-          </w:p>
-        </w:tc>
-        <w:tc>
-          <w:tcPr>
-            <w:tcW w:type="dxa" w:w="1742"/>
-          </w:tcPr>
-          <w:p>
-            <w:pPr>
-              <w:spacing w:after="20"/>
-            </w:pPr>
-            <w:r>
-              <w:rPr>
-                <w:rFonts w:ascii="Montserrat" w:hAnsi="Montserrat"/>
-                <w:sz w:val="15"/>
-              </w:rPr>
-              <w:t>No</w:t>
-            </w:r>
-          </w:p>
-        </w:tc>
-      </w:tr>
-      <w:tr>
-        <w:tc>
-          <w:tcPr>
-            <w:tcW w:type="dxa" w:w="1742"/>
-          </w:tcPr>
-          <w:p>
-            <w:pPr>
-              <w:spacing w:after="20"/>
-            </w:pPr>
-            <w:r>
-              <w:rPr>
-                <w:rFonts w:ascii="Montserrat" w:hAnsi="Montserrat"/>
-                <w:sz w:val="15"/>
-              </w:rPr>
-              <w:t>ops-img-journey</w:t>
-            </w:r>
-          </w:p>
-        </w:tc>
-        <w:tc>
-          <w:tcPr>
-            <w:tcW w:type="dxa" w:w="1742"/>
-          </w:tcPr>
-          <w:p>
-            <w:pPr>
-              <w:spacing w:after="20"/>
-            </w:pPr>
-            <w:r>
-              <w:rPr>
-                <w:rFonts w:ascii="Montserrat" w:hAnsi="Montserrat"/>
-                <w:sz w:val="15"/>
-              </w:rPr>
-              <w:t>diagram</w:t>
-            </w:r>
-          </w:p>
-        </w:tc>
-        <w:tc>
-          <w:tcPr>
-            <w:tcW w:type="dxa" w:w="1742"/>
-          </w:tcPr>
-          <w:p>
-            <w:pPr>
-              <w:spacing w:after="20"/>
-            </w:pPr>
-            <w:r>
-              <w:rPr>
-                <w:rFonts w:ascii="Montserrat" w:hAnsi="Montserrat"/>
-                <w:sz w:val="15"/>
-              </w:rPr>
-              <w:t>ops-img-journey: 6-stage horizontal journey, icons, team colour tags + text labels</w:t>
-            </w:r>
-          </w:p>
-        </w:tc>
-        <w:tc>
-          <w:tcPr>
-            <w:tcW w:type="dxa" w:w="1742"/>
-          </w:tcPr>
-          <w:p>
-            <w:pPr>
-              <w:spacing w:after="20"/>
-            </w:pPr>
-            <w:r>
-              <w:rPr>
-                <w:rFonts w:ascii="Montserrat" w:hAnsi="Montserrat"/>
-                <w:sz w:val="15"/>
-              </w:rPr>
-              <w:t>own SVG</w:t>
-            </w:r>
-          </w:p>
-        </w:tc>
-        <w:tc>
-          <w:tcPr>
-            <w:tcW w:type="dxa" w:w="1742"/>
-          </w:tcPr>
-          <w:p>
-            <w:pPr>
-              <w:spacing w:after="20"/>
-            </w:pPr>
-            <w:r>
-              <w:rPr>
-                <w:rFonts w:ascii="Montserrat" w:hAnsi="Montserrat"/>
-                <w:sz w:val="15"/>
-              </w:rPr>
-              <w:t>"Patient journey from booking to follow-up."</w:t>
             </w:r>
           </w:p>
         </w:tc>
@@ -8409,7 +8305,7 @@
                 <w:rFonts w:ascii="Montserrat" w:hAnsi="Montserrat"/>
                 <w:sz w:val="15"/>
               </w:rPr>
-              <w:t>50 words / ≈ 21.4 s at 140 wpm</w:t>
+              <w:t>9 words / ≈ 3.9 s at 140 wpm</w:t>
             </w:r>
           </w:p>
         </w:tc>
@@ -8460,7 +8356,7 @@
           <w:i/>
           <w:color w:val="5B6B7B"/>
         </w:rPr>
-        <w:t>OMAR: Walk the journey. Notice where each team leads. Let each marker add context rather than rushing to a conclusion. The full picture matters before a workplace decision is made. Keep the next action clear. Think of the first detail you would check. Apply the point to a familiar task.</w:t>
+        <w:t>OMAR: Walk the journey. Notice where each team leads.</w:t>
       </w:r>
     </w:p>
     <w:p>
@@ -8761,7 +8657,15 @@
         <w:pStyle w:val="StoryboardCode"/>
       </w:pPr>
       <w:r>
-        <w:t xml:space="preserve">  "asset_status": "Review hand-off only; resolve Phase 0 dependencies before adding production asset IDs."</w:t>
+        <w:t xml:space="preserve">  "asset_status": "Review hand-off only; resolve Phase 0 dependencies before adding production asset IDs.",</w:t>
+      </w:r>
+    </w:p>
+    <w:p>
+      <w:pPr>
+        <w:pStyle w:val="StoryboardCode"/>
+      </w:pPr>
+      <w:r>
+        <w:t xml:space="preserve">  "notes": "Planned Phase 3 visual placements (not production assets): &lt;ops-img-journey&gt; — Screen visual; production placement reviewed by the SME.. PENDING relevant Phase 0 and SME visual approval; provenance recorded before production."</w:t>
       </w:r>
     </w:p>
     <w:p>
@@ -10010,7 +9914,7 @@
                 <w:rFonts w:ascii="Montserrat" w:hAnsi="Montserrat"/>
                 <w:sz w:val="15"/>
               </w:rPr>
-              <w:t>ops-img-activities: Line icons; slide 2/5 "sticky note" style not copied</w:t>
+              <w:t>ops-img-activities: Line icons; slide 2/5 "sticky note" style not copied Placement: Screen visual; production placement reviewed by the SME. PENDING relevant Phase 0 and SME visual approval; provenance recorded before production.</w:t>
             </w:r>
           </w:p>
         </w:tc>
@@ -10027,7 +9931,7 @@
                 <w:rFonts w:ascii="Montserrat" w:hAnsi="Montserrat"/>
                 <w:sz w:val="15"/>
               </w:rPr>
-              <w:t>own SVG</w:t>
+              <w:t>own SVG, final content review required</w:t>
             </w:r>
           </w:p>
         </w:tc>
@@ -10729,7 +10633,7 @@
                 <w:rFonts w:ascii="Montserrat" w:hAnsi="Montserrat"/>
                 <w:sz w:val="15"/>
               </w:rPr>
-              <w:t>91 words / ≈ 39 s at 140 wpm</w:t>
+              <w:t>11 words / ≈ 4.7 s at 140 wpm</w:t>
             </w:r>
           </w:p>
         </w:tc>
@@ -10780,7 +10684,7 @@
           <w:i/>
           <w:color w:val="5B6B7B"/>
         </w:rPr>
-        <w:t>OMAR: Operations runs the day: environment, KPIs, recovery on the spot. Use each section to build the picture step by step. Before moving on, identify the action or check that belongs to your role. Ask early when a situation does not match the rule. Good habits here are quiet: check, confirm, continue. Pause and connect this to your role. Use the principle in context. Keep the next action clear. Think of the first detail you would check. Apply the point to a familiar task. Carry the idea into your next decision.</w:t>
+        <w:t>OMAR: Operations runs the day: environment, KPIs, recovery on the spot.</w:t>
       </w:r>
     </w:p>
     <w:p>
@@ -11081,7 +10985,15 @@
         <w:pStyle w:val="StoryboardCode"/>
       </w:pPr>
       <w:r>
-        <w:t xml:space="preserve">  "asset_status": "Review hand-off only; resolve Phase 0 dependencies before adding production asset IDs."</w:t>
+        <w:t xml:space="preserve">  "asset_status": "Review hand-off only; resolve Phase 0 dependencies before adding production asset IDs.",</w:t>
+      </w:r>
+    </w:p>
+    <w:p>
+      <w:pPr>
+        <w:pStyle w:val="StoryboardCode"/>
+      </w:pPr>
+      <w:r>
+        <w:t xml:space="preserve">  "notes": "Planned Phase 3 visual placements (not production assets): &lt;ops-img-activities&gt; — Screen visual; production placement reviewed by the SME.. PENDING relevant Phase 0 and SME visual approval; provenance recorded before production."</w:t>
       </w:r>
     </w:p>
     <w:p>
@@ -12347,7 +12259,7 @@
                 <w:rFonts w:ascii="Montserrat" w:hAnsi="Montserrat"/>
                 <w:sz w:val="15"/>
               </w:rPr>
-              <w:t>own SVG</w:t>
+              <w:t>own SVG, final content review required</w:t>
             </w:r>
           </w:p>
         </w:tc>
@@ -12365,110 +12277,6 @@
                 <w:sz w:val="15"/>
               </w:rPr>
               <w:t>Draft Operations role structure.</w:t>
-            </w:r>
-          </w:p>
-        </w:tc>
-        <w:tc>
-          <w:tcPr>
-            <w:tcW w:type="dxa" w:w="1742"/>
-          </w:tcPr>
-          <w:p>
-            <w:pPr>
-              <w:spacing w:after="20"/>
-            </w:pPr>
-            <w:r>
-              <w:rPr>
-                <w:rFonts w:ascii="Montserrat" w:hAnsi="Montserrat"/>
-                <w:sz w:val="15"/>
-              </w:rPr>
-              <w:t>No</w:t>
-            </w:r>
-          </w:p>
-        </w:tc>
-      </w:tr>
-      <w:tr>
-        <w:tc>
-          <w:tcPr>
-            <w:tcW w:type="dxa" w:w="1742"/>
-          </w:tcPr>
-          <w:p>
-            <w:pPr>
-              <w:spacing w:after="20"/>
-            </w:pPr>
-            <w:r>
-              <w:rPr>
-                <w:rFonts w:ascii="Montserrat" w:hAnsi="Montserrat"/>
-                <w:sz w:val="15"/>
-              </w:rPr>
-              <w:t>ops-img-ops-chart</w:t>
-            </w:r>
-          </w:p>
-        </w:tc>
-        <w:tc>
-          <w:tcPr>
-            <w:tcW w:type="dxa" w:w="1742"/>
-          </w:tcPr>
-          <w:p>
-            <w:pPr>
-              <w:spacing w:after="20"/>
-            </w:pPr>
-            <w:r>
-              <w:rPr>
-                <w:rFonts w:ascii="Montserrat" w:hAnsi="Montserrat"/>
-                <w:sz w:val="15"/>
-              </w:rPr>
-              <w:t>diagram</w:t>
-            </w:r>
-          </w:p>
-        </w:tc>
-        <w:tc>
-          <w:tcPr>
-            <w:tcW w:type="dxa" w:w="1742"/>
-          </w:tcPr>
-          <w:p>
-            <w:pPr>
-              <w:spacing w:after="20"/>
-            </w:pPr>
-            <w:r>
-              <w:rPr>
-                <w:rFonts w:ascii="Montserrat" w:hAnsi="Montserrat"/>
-                <w:sz w:val="15"/>
-              </w:rPr>
-              <w:t>ops-img-ops-chart: Role-only Operations chart (from B1)</w:t>
-            </w:r>
-          </w:p>
-        </w:tc>
-        <w:tc>
-          <w:tcPr>
-            <w:tcW w:type="dxa" w:w="1742"/>
-          </w:tcPr>
-          <w:p>
-            <w:pPr>
-              <w:spacing w:after="20"/>
-            </w:pPr>
-            <w:r>
-              <w:rPr>
-                <w:rFonts w:ascii="Montserrat" w:hAnsi="Montserrat"/>
-                <w:sz w:val="15"/>
-              </w:rPr>
-              <w:t>own SVG</w:t>
-            </w:r>
-          </w:p>
-        </w:tc>
-        <w:tc>
-          <w:tcPr>
-            <w:tcW w:type="dxa" w:w="1742"/>
-          </w:tcPr>
-          <w:p>
-            <w:pPr>
-              <w:spacing w:after="20"/>
-            </w:pPr>
-            <w:r>
-              <w:rPr>
-                <w:rFonts w:ascii="Montserrat" w:hAnsi="Montserrat"/>
-                <w:sz w:val="15"/>
-              </w:rPr>
-              <w:t>"Operations structure by role."</w:t>
             </w:r>
           </w:p>
         </w:tc>
@@ -13153,7 +12961,7 @@
                 <w:rFonts w:ascii="Montserrat" w:hAnsi="Montserrat"/>
                 <w:sz w:val="15"/>
               </w:rPr>
-              <w:t>73 words / ≈ 31.3 s at 140 wpm</w:t>
+              <w:t>14 words / ≈ 6 s at 140 wpm</w:t>
             </w:r>
           </w:p>
         </w:tc>
@@ -13204,7 +13012,7 @@
           <w:i/>
           <w:color w:val="5B6B7B"/>
         </w:rPr>
-        <w:t>OMAR: Read the chart by roles. Names are in the directory because they change. Read each label as a prompt for what to check or who should act next. The useful step is linking the visual with a real decision. Good habits here are quiet: check, confirm, continue. Pause and connect this to your role. Use the principle in context. Keep the next action clear. Think of the first detail you would check.</w:t>
+        <w:t>OMAR: Read the chart by roles. Names are in the directory because they change.</w:t>
       </w:r>
     </w:p>
     <w:p>
@@ -13505,7 +13313,15 @@
         <w:pStyle w:val="StoryboardCode"/>
       </w:pPr>
       <w:r>
-        <w:t xml:space="preserve">  "asset_status": "Review hand-off only; resolve Phase 0 dependencies before adding production asset IDs."</w:t>
+        <w:t xml:space="preserve">  "asset_status": "Review hand-off only; resolve Phase 0 dependencies before adding production asset IDs.",</w:t>
+      </w:r>
+    </w:p>
+    <w:p>
+      <w:pPr>
+        <w:pStyle w:val="StoryboardCode"/>
+      </w:pPr>
+      <w:r>
+        <w:t xml:space="preserve">  "notes": "Planned Phase 3 visual placements (not production assets): &lt;ops-img-ops-chart&gt; — Screen visual; production placement reviewed by the SME.. PENDING relevant Phase 0 and SME visual approval; provenance recorded before production."</w:t>
       </w:r>
     </w:p>
     <w:p>
@@ -14754,7 +14570,7 @@
                 <w:rFonts w:ascii="Montserrat" w:hAnsi="Montserrat"/>
                 <w:sz w:val="15"/>
               </w:rPr>
-              <w:t>ops-img-activities: Line icons; slide 2/5 "sticky note" style not copied</w:t>
+              <w:t>ops-img-activities: Line icons; slide 2/5 "sticky note" style not copied Placement: Screen visual; production placement reviewed by the SME. PENDING relevant Phase 0 and SME visual approval; provenance recorded before production.</w:t>
             </w:r>
           </w:p>
         </w:tc>
@@ -14771,7 +14587,7 @@
                 <w:rFonts w:ascii="Montserrat" w:hAnsi="Montserrat"/>
                 <w:sz w:val="15"/>
               </w:rPr>
-              <w:t>own SVG</w:t>
+              <w:t>own SVG, final content review required</w:t>
             </w:r>
           </w:p>
         </w:tc>
@@ -15473,7 +15289,7 @@
                 <w:rFonts w:ascii="Montserrat" w:hAnsi="Montserrat"/>
                 <w:sz w:val="15"/>
               </w:rPr>
-              <w:t>90 words / ≈ 38.6 s at 140 wpm</w:t>
+              <w:t>12 words / ≈ 5.1 s at 140 wpm</w:t>
             </w:r>
           </w:p>
         </w:tc>
@@ -15524,7 +15340,7 @@
           <w:i/>
           <w:color w:val="5B6B7B"/>
         </w:rPr>
-        <w:t>OMAR: My Care is the relationship after the visit: follow-ups, programmes, referrals. Read the sections in sequence, then compare the points that matter most in practice. Keep the next action clearer than the terminology. Link it to the task waiting for you tomorrow. If one detail stays with you, let it be the safe one. Ask early when a situation does not match the rule. Good habits here are quiet: check, confirm, continue. Pause and connect this to your role. Use the principle in context. Keep the next action clear.</w:t>
+        <w:t>OMAR: My Care is the relationship after the visit: follow-ups, programmes, referrals.</w:t>
       </w:r>
     </w:p>
     <w:p>
@@ -15825,7 +15641,15 @@
         <w:pStyle w:val="StoryboardCode"/>
       </w:pPr>
       <w:r>
-        <w:t xml:space="preserve">  "asset_status": "Review hand-off only; resolve Phase 0 dependencies before adding production asset IDs."</w:t>
+        <w:t xml:space="preserve">  "asset_status": "Review hand-off only; resolve Phase 0 dependencies before adding production asset IDs.",</w:t>
+      </w:r>
+    </w:p>
+    <w:p>
+      <w:pPr>
+        <w:pStyle w:val="StoryboardCode"/>
+      </w:pPr>
+      <w:r>
+        <w:t xml:space="preserve">  "notes": "Planned Phase 3 visual placements (not production assets): &lt;ops-img-activities&gt; — Screen visual; production placement reviewed by the SME.. PENDING relevant Phase 0 and SME visual approval; provenance recorded before production."</w:t>
       </w:r>
     </w:p>
     <w:p>
@@ -17091,7 +16915,7 @@
                 <w:rFonts w:ascii="Montserrat" w:hAnsi="Montserrat"/>
                 <w:sz w:val="15"/>
               </w:rPr>
-              <w:t>own SVG</w:t>
+              <w:t>own SVG, final content review required</w:t>
             </w:r>
           </w:p>
         </w:tc>
@@ -17109,110 +16933,6 @@
                 <w:sz w:val="15"/>
               </w:rPr>
               <w:t>Draft My Care role structure.</w:t>
-            </w:r>
-          </w:p>
-        </w:tc>
-        <w:tc>
-          <w:tcPr>
-            <w:tcW w:type="dxa" w:w="1742"/>
-          </w:tcPr>
-          <w:p>
-            <w:pPr>
-              <w:spacing w:after="20"/>
-            </w:pPr>
-            <w:r>
-              <w:rPr>
-                <w:rFonts w:ascii="Montserrat" w:hAnsi="Montserrat"/>
-                <w:sz w:val="15"/>
-              </w:rPr>
-              <w:t>No</w:t>
-            </w:r>
-          </w:p>
-        </w:tc>
-      </w:tr>
-      <w:tr>
-        <w:tc>
-          <w:tcPr>
-            <w:tcW w:type="dxa" w:w="1742"/>
-          </w:tcPr>
-          <w:p>
-            <w:pPr>
-              <w:spacing w:after="20"/>
-            </w:pPr>
-            <w:r>
-              <w:rPr>
-                <w:rFonts w:ascii="Montserrat" w:hAnsi="Montserrat"/>
-                <w:sz w:val="15"/>
-              </w:rPr>
-              <w:t>ops-img-mycare-chart</w:t>
-            </w:r>
-          </w:p>
-        </w:tc>
-        <w:tc>
-          <w:tcPr>
-            <w:tcW w:type="dxa" w:w="1742"/>
-          </w:tcPr>
-          <w:p>
-            <w:pPr>
-              <w:spacing w:after="20"/>
-            </w:pPr>
-            <w:r>
-              <w:rPr>
-                <w:rFonts w:ascii="Montserrat" w:hAnsi="Montserrat"/>
-                <w:sz w:val="15"/>
-              </w:rPr>
-              <w:t>diagram</w:t>
-            </w:r>
-          </w:p>
-        </w:tc>
-        <w:tc>
-          <w:tcPr>
-            <w:tcW w:type="dxa" w:w="1742"/>
-          </w:tcPr>
-          <w:p>
-            <w:pPr>
-              <w:spacing w:after="20"/>
-            </w:pPr>
-            <w:r>
-              <w:rPr>
-                <w:rFonts w:ascii="Montserrat" w:hAnsi="Montserrat"/>
-                <w:sz w:val="15"/>
-              </w:rPr>
-              <w:t>ops-img-mycare-chart: Role-only My Care chart (from B2)</w:t>
-            </w:r>
-          </w:p>
-        </w:tc>
-        <w:tc>
-          <w:tcPr>
-            <w:tcW w:type="dxa" w:w="1742"/>
-          </w:tcPr>
-          <w:p>
-            <w:pPr>
-              <w:spacing w:after="20"/>
-            </w:pPr>
-            <w:r>
-              <w:rPr>
-                <w:rFonts w:ascii="Montserrat" w:hAnsi="Montserrat"/>
-                <w:sz w:val="15"/>
-              </w:rPr>
-              <w:t>own SVG</w:t>
-            </w:r>
-          </w:p>
-        </w:tc>
-        <w:tc>
-          <w:tcPr>
-            <w:tcW w:type="dxa" w:w="1742"/>
-          </w:tcPr>
-          <w:p>
-            <w:pPr>
-              <w:spacing w:after="20"/>
-            </w:pPr>
-            <w:r>
-              <w:rPr>
-                <w:rFonts w:ascii="Montserrat" w:hAnsi="Montserrat"/>
-                <w:sz w:val="15"/>
-              </w:rPr>
-              <w:t>"My Care structure by role."</w:t>
             </w:r>
           </w:p>
         </w:tc>
@@ -17897,7 +17617,7 @@
                 <w:rFonts w:ascii="Montserrat" w:hAnsi="Montserrat"/>
                 <w:sz w:val="15"/>
               </w:rPr>
-              <w:t>59 words / ≈ 25.3 s at 140 wpm</w:t>
+              <w:t>9 words / ≈ 3.9 s at 140 wpm</w:t>
             </w:r>
           </w:p>
         </w:tc>
@@ -17948,7 +17668,7 @@
           <w:i/>
           <w:color w:val="5B6B7B"/>
         </w:rPr>
-        <w:t>OMAR: My Care structure: managers, site leaders, coordinators, quality. Use the labels to connect each part of the visual with the responsibility or action it supports. The diagram is a working reference, not a test to memorise. If one detail stays with you, let it be the safe one. Ask early when a situation does not match the rule.</w:t>
+        <w:t>OMAR: My Care structure: managers, site leaders, coordinators, quality.</w:t>
       </w:r>
     </w:p>
     <w:p>
@@ -18249,7 +17969,15 @@
         <w:pStyle w:val="StoryboardCode"/>
       </w:pPr>
       <w:r>
-        <w:t xml:space="preserve">  "asset_status": "Review hand-off only; resolve Phase 0 dependencies before adding production asset IDs."</w:t>
+        <w:t xml:space="preserve">  "asset_status": "Review hand-off only; resolve Phase 0 dependencies before adding production asset IDs.",</w:t>
+      </w:r>
+    </w:p>
+    <w:p>
+      <w:pPr>
+        <w:pStyle w:val="StoryboardCode"/>
+      </w:pPr>
+      <w:r>
+        <w:t xml:space="preserve">  "notes": "Planned Phase 3 visual placements (not production assets): &lt;ops-img-mycare-chart&gt; — Screen visual; production placement reviewed by the SME.. PENDING relevant Phase 0 and SME visual approval; provenance recorded before production."</w:t>
       </w:r>
     </w:p>
     <w:p>
@@ -20217,7 +19945,7 @@
                 <w:rFonts w:ascii="Montserrat" w:hAnsi="Montserrat"/>
                 <w:sz w:val="15"/>
               </w:rPr>
-              <w:t>35 words / ≈ 15 s at 140 wpm</w:t>
+              <w:t>8 words / ≈ 3.4 s at 140 wpm</w:t>
             </w:r>
           </w:p>
         </w:tc>
@@ -20268,7 +19996,7 @@
           <w:i/>
           <w:color w:val="5B6B7B"/>
         </w:rPr>
-        <w:t>NOOR: The abbreviations you'll hear on day one. Take the cards one at a time and test whether you can explain the point in your own words. That makes the information easier to use later.</w:t>
+        <w:t>NOOR: The abbreviations you'll hear on day one.</w:t>
       </w:r>
     </w:p>
     <w:p>
@@ -22433,7 +22161,7 @@
                 <w:rFonts w:ascii="Montserrat" w:hAnsi="Montserrat"/>
                 <w:sz w:val="15"/>
               </w:rPr>
-              <w:t>18 words / ≈ 7.7 s at 140 wpm</w:t>
+              <w:t>11 words / ≈ 4.7 s at 140 wpm</w:t>
             </w:r>
           </w:p>
         </w:tc>
@@ -22484,7 +22212,7 @@
           <w:i/>
           <w:color w:val="5B6B7B"/>
         </w:rPr>
-        <w:t>OMAR: The next choice asks you to apply the rule in a workplace situation. Read carefully, then choose.</w:t>
+        <w:t>OMAR: Place each item where it belongs, then read the feedback.</w:t>
       </w:r>
     </w:p>
     <w:p>
@@ -24067,7 +23795,7 @@
                 <w:rFonts w:ascii="Montserrat" w:hAnsi="Montserrat"/>
                 <w:sz w:val="15"/>
               </w:rPr>
-              <w:t>ai-generated, visual QA required</w:t>
+              <w:t>ai-generated route, production/visual QA pending</w:t>
             </w:r>
           </w:p>
         </w:tc>
@@ -24120,7 +23848,7 @@
                 <w:rFonts w:ascii="Montserrat" w:hAnsi="Montserrat"/>
                 <w:sz w:val="15"/>
               </w:rPr>
-              <w:t>ops-img-scenes-1..4</w:t>
+              <w:t>ops-img-scenes-1</w:t>
             </w:r>
           </w:p>
         </w:tc>
@@ -24154,7 +23882,7 @@
                 <w:rFonts w:ascii="Montserrat" w:hAnsi="Montserrat"/>
                 <w:sz w:val="15"/>
               </w:rPr>
-              <w:t>ops-img-scenes-1..4: Reception, phone follow-up, insurance call, pharmacy queue</w:t>
+              <w:t>ops-img-scenes-1: Reception, phone follow-up, insurance call, pharmacy queue Placement: Screen visual; production placement reviewed by the SME. PENDING relevant Phase 0 and SME visual approval; provenance recorded before production.</w:t>
             </w:r>
           </w:p>
         </w:tc>
@@ -24171,7 +23899,319 @@
                 <w:rFonts w:ascii="Montserrat" w:hAnsi="Montserrat"/>
                 <w:sz w:val="15"/>
               </w:rPr>
-              <w:t>ai-generated, visual QA required</w:t>
+              <w:t>ai-generated route, production/visual QA pending</w:t>
+            </w:r>
+          </w:p>
+        </w:tc>
+        <w:tc>
+          <w:tcPr>
+            <w:tcW w:type="dxa" w:w="1742"/>
+          </w:tcPr>
+          <w:p>
+            <w:pPr>
+              <w:spacing w:after="20"/>
+            </w:pPr>
+            <w:r>
+              <w:rPr>
+                <w:rFonts w:ascii="Montserrat" w:hAnsi="Montserrat"/>
+                <w:sz w:val="15"/>
+              </w:rPr>
+              <w:t>per scene</w:t>
+            </w:r>
+          </w:p>
+        </w:tc>
+        <w:tc>
+          <w:tcPr>
+            <w:tcW w:type="dxa" w:w="1742"/>
+          </w:tcPr>
+          <w:p>
+            <w:pPr>
+              <w:spacing w:after="20"/>
+            </w:pPr>
+            <w:r>
+              <w:rPr>
+                <w:rFonts w:ascii="Montserrat" w:hAnsi="Montserrat"/>
+                <w:sz w:val="15"/>
+              </w:rPr>
+              <w:t>No</w:t>
+            </w:r>
+          </w:p>
+        </w:tc>
+      </w:tr>
+      <w:tr>
+        <w:tc>
+          <w:tcPr>
+            <w:tcW w:type="dxa" w:w="1742"/>
+          </w:tcPr>
+          <w:p>
+            <w:pPr>
+              <w:spacing w:after="20"/>
+            </w:pPr>
+            <w:r>
+              <w:rPr>
+                <w:rFonts w:ascii="Montserrat" w:hAnsi="Montserrat"/>
+                <w:sz w:val="15"/>
+              </w:rPr>
+              <w:t>ops-img-scenes-2</w:t>
+            </w:r>
+          </w:p>
+        </w:tc>
+        <w:tc>
+          <w:tcPr>
+            <w:tcW w:type="dxa" w:w="1742"/>
+          </w:tcPr>
+          <w:p>
+            <w:pPr>
+              <w:spacing w:after="20"/>
+            </w:pPr>
+            <w:r>
+              <w:rPr>
+                <w:rFonts w:ascii="Montserrat" w:hAnsi="Montserrat"/>
+                <w:sz w:val="15"/>
+              </w:rPr>
+              <w:t>illustration</w:t>
+            </w:r>
+          </w:p>
+        </w:tc>
+        <w:tc>
+          <w:tcPr>
+            <w:tcW w:type="dxa" w:w="1742"/>
+          </w:tcPr>
+          <w:p>
+            <w:pPr>
+              <w:spacing w:after="20"/>
+            </w:pPr>
+            <w:r>
+              <w:rPr>
+                <w:rFonts w:ascii="Montserrat" w:hAnsi="Montserrat"/>
+                <w:sz w:val="15"/>
+              </w:rPr>
+              <w:t>ops-img-scenes-2: Reception, phone follow-up, insurance call, pharmacy queue Placement: Screen visual; production placement reviewed by the SME. PENDING relevant Phase 0 and SME visual approval; provenance recorded before production.</w:t>
+            </w:r>
+          </w:p>
+        </w:tc>
+        <w:tc>
+          <w:tcPr>
+            <w:tcW w:type="dxa" w:w="1742"/>
+          </w:tcPr>
+          <w:p>
+            <w:pPr>
+              <w:spacing w:after="20"/>
+            </w:pPr>
+            <w:r>
+              <w:rPr>
+                <w:rFonts w:ascii="Montserrat" w:hAnsi="Montserrat"/>
+                <w:sz w:val="15"/>
+              </w:rPr>
+              <w:t>ai-generated route, production/visual QA pending</w:t>
+            </w:r>
+          </w:p>
+        </w:tc>
+        <w:tc>
+          <w:tcPr>
+            <w:tcW w:type="dxa" w:w="1742"/>
+          </w:tcPr>
+          <w:p>
+            <w:pPr>
+              <w:spacing w:after="20"/>
+            </w:pPr>
+            <w:r>
+              <w:rPr>
+                <w:rFonts w:ascii="Montserrat" w:hAnsi="Montserrat"/>
+                <w:sz w:val="15"/>
+              </w:rPr>
+              <w:t>per scene</w:t>
+            </w:r>
+          </w:p>
+        </w:tc>
+        <w:tc>
+          <w:tcPr>
+            <w:tcW w:type="dxa" w:w="1742"/>
+          </w:tcPr>
+          <w:p>
+            <w:pPr>
+              <w:spacing w:after="20"/>
+            </w:pPr>
+            <w:r>
+              <w:rPr>
+                <w:rFonts w:ascii="Montserrat" w:hAnsi="Montserrat"/>
+                <w:sz w:val="15"/>
+              </w:rPr>
+              <w:t>No</w:t>
+            </w:r>
+          </w:p>
+        </w:tc>
+      </w:tr>
+      <w:tr>
+        <w:tc>
+          <w:tcPr>
+            <w:tcW w:type="dxa" w:w="1742"/>
+          </w:tcPr>
+          <w:p>
+            <w:pPr>
+              <w:spacing w:after="20"/>
+            </w:pPr>
+            <w:r>
+              <w:rPr>
+                <w:rFonts w:ascii="Montserrat" w:hAnsi="Montserrat"/>
+                <w:sz w:val="15"/>
+              </w:rPr>
+              <w:t>ops-img-scenes-3</w:t>
+            </w:r>
+          </w:p>
+        </w:tc>
+        <w:tc>
+          <w:tcPr>
+            <w:tcW w:type="dxa" w:w="1742"/>
+          </w:tcPr>
+          <w:p>
+            <w:pPr>
+              <w:spacing w:after="20"/>
+            </w:pPr>
+            <w:r>
+              <w:rPr>
+                <w:rFonts w:ascii="Montserrat" w:hAnsi="Montserrat"/>
+                <w:sz w:val="15"/>
+              </w:rPr>
+              <w:t>illustration</w:t>
+            </w:r>
+          </w:p>
+        </w:tc>
+        <w:tc>
+          <w:tcPr>
+            <w:tcW w:type="dxa" w:w="1742"/>
+          </w:tcPr>
+          <w:p>
+            <w:pPr>
+              <w:spacing w:after="20"/>
+            </w:pPr>
+            <w:r>
+              <w:rPr>
+                <w:rFonts w:ascii="Montserrat" w:hAnsi="Montserrat"/>
+                <w:sz w:val="15"/>
+              </w:rPr>
+              <w:t>ops-img-scenes-3: Reception, phone follow-up, insurance call, pharmacy queue Placement: Screen visual; production placement reviewed by the SME. PENDING relevant Phase 0 and SME visual approval; provenance recorded before production.</w:t>
+            </w:r>
+          </w:p>
+        </w:tc>
+        <w:tc>
+          <w:tcPr>
+            <w:tcW w:type="dxa" w:w="1742"/>
+          </w:tcPr>
+          <w:p>
+            <w:pPr>
+              <w:spacing w:after="20"/>
+            </w:pPr>
+            <w:r>
+              <w:rPr>
+                <w:rFonts w:ascii="Montserrat" w:hAnsi="Montserrat"/>
+                <w:sz w:val="15"/>
+              </w:rPr>
+              <w:t>ai-generated route, production/visual QA pending</w:t>
+            </w:r>
+          </w:p>
+        </w:tc>
+        <w:tc>
+          <w:tcPr>
+            <w:tcW w:type="dxa" w:w="1742"/>
+          </w:tcPr>
+          <w:p>
+            <w:pPr>
+              <w:spacing w:after="20"/>
+            </w:pPr>
+            <w:r>
+              <w:rPr>
+                <w:rFonts w:ascii="Montserrat" w:hAnsi="Montserrat"/>
+                <w:sz w:val="15"/>
+              </w:rPr>
+              <w:t>per scene</w:t>
+            </w:r>
+          </w:p>
+        </w:tc>
+        <w:tc>
+          <w:tcPr>
+            <w:tcW w:type="dxa" w:w="1742"/>
+          </w:tcPr>
+          <w:p>
+            <w:pPr>
+              <w:spacing w:after="20"/>
+            </w:pPr>
+            <w:r>
+              <w:rPr>
+                <w:rFonts w:ascii="Montserrat" w:hAnsi="Montserrat"/>
+                <w:sz w:val="15"/>
+              </w:rPr>
+              <w:t>No</w:t>
+            </w:r>
+          </w:p>
+        </w:tc>
+      </w:tr>
+      <w:tr>
+        <w:tc>
+          <w:tcPr>
+            <w:tcW w:type="dxa" w:w="1742"/>
+          </w:tcPr>
+          <w:p>
+            <w:pPr>
+              <w:spacing w:after="20"/>
+            </w:pPr>
+            <w:r>
+              <w:rPr>
+                <w:rFonts w:ascii="Montserrat" w:hAnsi="Montserrat"/>
+                <w:sz w:val="15"/>
+              </w:rPr>
+              <w:t>ops-img-scenes-4</w:t>
+            </w:r>
+          </w:p>
+        </w:tc>
+        <w:tc>
+          <w:tcPr>
+            <w:tcW w:type="dxa" w:w="1742"/>
+          </w:tcPr>
+          <w:p>
+            <w:pPr>
+              <w:spacing w:after="20"/>
+            </w:pPr>
+            <w:r>
+              <w:rPr>
+                <w:rFonts w:ascii="Montserrat" w:hAnsi="Montserrat"/>
+                <w:sz w:val="15"/>
+              </w:rPr>
+              <w:t>illustration</w:t>
+            </w:r>
+          </w:p>
+        </w:tc>
+        <w:tc>
+          <w:tcPr>
+            <w:tcW w:type="dxa" w:w="1742"/>
+          </w:tcPr>
+          <w:p>
+            <w:pPr>
+              <w:spacing w:after="20"/>
+            </w:pPr>
+            <w:r>
+              <w:rPr>
+                <w:rFonts w:ascii="Montserrat" w:hAnsi="Montserrat"/>
+                <w:sz w:val="15"/>
+              </w:rPr>
+              <w:t>ops-img-scenes-4: Reception, phone follow-up, insurance call, pharmacy queue Placement: Screen visual; production placement reviewed by the SME. PENDING relevant Phase 0 and SME visual approval; provenance recorded before production.</w:t>
+            </w:r>
+          </w:p>
+        </w:tc>
+        <w:tc>
+          <w:tcPr>
+            <w:tcW w:type="dxa" w:w="1742"/>
+          </w:tcPr>
+          <w:p>
+            <w:pPr>
+              <w:spacing w:after="20"/>
+            </w:pPr>
+            <w:r>
+              <w:rPr>
+                <w:rFonts w:ascii="Montserrat" w:hAnsi="Montserrat"/>
+                <w:sz w:val="15"/>
+              </w:rPr>
+              <w:t>ai-generated route, production/visual QA pending</w:t>
             </w:r>
           </w:p>
         </w:tc>
@@ -24990,7 +25030,7 @@
                 <w:rFonts w:ascii="Montserrat" w:hAnsi="Montserrat"/>
                 <w:sz w:val="15"/>
               </w:rPr>
-              <w:t>31 words / ≈ 13.3 s at 140 wpm</w:t>
+              <w:t>11 words / ≈ 4.7 s at 140 wpm</w:t>
             </w:r>
           </w:p>
         </w:tc>
@@ -25041,7 +25081,7 @@
           <w:i/>
           <w:color w:val="5B6B7B"/>
         </w:rPr>
-        <w:t>OMAR: The next choice asks you to apply the rule in a workplace situation. Read carefully, then choose. Focus on the action that fits. Feedback explains the reasoning after you respond.</w:t>
+        <w:t>OMAR: Play the situation through and decide, then read the feedback.</w:t>
       </w:r>
     </w:p>
     <w:p>
@@ -25358,7 +25398,15 @@
         <w:pStyle w:val="StoryboardCode"/>
       </w:pPr>
       <w:r>
-        <w:t xml:space="preserve">  "asset_status": "Review hand-off only; resolve Phase 0 dependencies before adding production asset IDs."</w:t>
+        <w:t xml:space="preserve">  "asset_status": "Review hand-off only; resolve Phase 0 dependencies before adding production asset IDs.",</w:t>
+      </w:r>
+    </w:p>
+    <w:p>
+      <w:pPr>
+        <w:pStyle w:val="StoryboardCode"/>
+      </w:pPr>
+      <w:r>
+        <w:t xml:space="preserve">  "notes": "Planned Phase 3 visual placements (not production assets): &lt;ops-img-scenes-1&gt; — Screen visual; production placement reviewed by the SME.. PENDING relevant Phase 0 and SME visual approval; provenance recorded before production.; &lt;ops-img-scenes-2&gt; — Screen visual; production placement reviewed by the SME.. PENDING relevant Phase 0 and SME visual approval; provenance recorded before production.; &lt;ops-img-scenes-3&gt; — Screen visual; production placement reviewed by the SME.. PENDING relevant Phase 0 and SME visual approval; provenance recorded before production.; &lt;ops-img-scenes-4&gt; — Screen visual; production placement reviewed by the SME.. PENDING relevant Phase 0 and SME visual approval; provenance recorded before production."</w:t>
       </w:r>
     </w:p>
     <w:p>
@@ -27222,7 +27270,7 @@
                 <w:rFonts w:ascii="Montserrat" w:hAnsi="Montserrat"/>
                 <w:sz w:val="15"/>
               </w:rPr>
-              <w:t>18 words / ≈ 7.7 s at 140 wpm</w:t>
+              <w:t>11 words / ≈ 4.7 s at 140 wpm</w:t>
             </w:r>
           </w:p>
         </w:tc>
@@ -27273,7 +27321,7 @@
           <w:i/>
           <w:color w:val="5B6B7B"/>
         </w:rPr>
-        <w:t>OMAR: The next choice asks you to apply the rule in a workplace situation. Read carefully, then choose.</w:t>
+        <w:t>OMAR: Decide as you would on shift, then read the feedback.</w:t>
       </w:r>
     </w:p>
     <w:p>
@@ -29454,7 +29502,7 @@
                 <w:rFonts w:ascii="Montserrat" w:hAnsi="Montserrat"/>
                 <w:sz w:val="15"/>
               </w:rPr>
-              <w:t>18 words / ≈ 7.7 s at 140 wpm</w:t>
+              <w:t>16 words / ≈ 6.9 s at 140 wpm</w:t>
             </w:r>
           </w:p>
         </w:tc>
@@ -29505,7 +29553,7 @@
           <w:i/>
           <w:color w:val="5B6B7B"/>
         </w:rPr>
-        <w:t>OMAR: The next choice asks you to apply the rule in a workplace situation. Read carefully, then choose.</w:t>
+        <w:t>OMAR: Match each item to the person or step that owns it, then read the feedback.</w:t>
       </w:r>
     </w:p>
     <w:p>
@@ -32712,7 +32760,7 @@
                 <w:rFonts w:ascii="Montserrat" w:hAnsi="Montserrat"/>
                 <w:sz w:val="15"/>
               </w:rPr>
-              <w:t>58</w:t>
+              <w:t>31</w:t>
             </w:r>
           </w:p>
         </w:tc>
@@ -32729,6 +32777,747 @@
                 <w:rFonts w:ascii="Montserrat" w:hAnsi="Montserrat"/>
                 <w:sz w:val="15"/>
               </w:rPr>
+              <w:t>13</w:t>
+            </w:r>
+          </w:p>
+        </w:tc>
+        <w:tc>
+          <w:tcPr>
+            <w:tcW w:type="dxa" w:w="1162"/>
+          </w:tcPr>
+          <w:p>
+            <w:pPr>
+              <w:spacing w:after="20"/>
+            </w:pPr>
+            <w:r>
+              <w:rPr>
+                <w:rFonts w:ascii="Montserrat" w:hAnsi="Montserrat"/>
+                <w:sz w:val="15"/>
+              </w:rPr>
+              <w:t>Draft</w:t>
+            </w:r>
+          </w:p>
+        </w:tc>
+      </w:tr>
+      <w:tr>
+        <w:tc>
+          <w:tcPr>
+            <w:tcW w:type="dxa" w:w="1162"/>
+          </w:tcPr>
+          <w:p>
+            <w:pPr>
+              <w:spacing w:after="20"/>
+            </w:pPr>
+            <w:r>
+              <w:rPr>
+                <w:rFonts w:ascii="Montserrat" w:hAnsi="Montserrat"/>
+                <w:sz w:val="15"/>
+              </w:rPr>
+              <w:t>3</w:t>
+            </w:r>
+          </w:p>
+        </w:tc>
+        <w:tc>
+          <w:tcPr>
+            <w:tcW w:type="dxa" w:w="1162"/>
+          </w:tcPr>
+          <w:p>
+            <w:pPr>
+              <w:spacing w:after="20"/>
+            </w:pPr>
+            <w:r>
+              <w:rPr>
+                <w:rFonts w:ascii="Montserrat" w:hAnsi="Montserrat"/>
+                <w:sz w:val="15"/>
+              </w:rPr>
+              <w:t>ops-002</w:t>
+            </w:r>
+          </w:p>
+        </w:tc>
+        <w:tc>
+          <w:tcPr>
+            <w:tcW w:type="dxa" w:w="1162"/>
+          </w:tcPr>
+          <w:p>
+            <w:pPr>
+              <w:spacing w:after="20"/>
+            </w:pPr>
+            <w:r>
+              <w:rPr>
+                <w:rFonts w:ascii="Montserrat" w:hAnsi="Montserrat"/>
+                <w:sz w:val="15"/>
+              </w:rPr>
+              <w:t>hotspot</w:t>
+            </w:r>
+          </w:p>
+        </w:tc>
+        <w:tc>
+          <w:tcPr>
+            <w:tcW w:type="dxa" w:w="1162"/>
+          </w:tcPr>
+          <w:p>
+            <w:pPr>
+              <w:spacing w:after="20"/>
+            </w:pPr>
+            <w:r>
+              <w:rPr>
+                <w:rFonts w:ascii="Montserrat" w:hAnsi="Montserrat"/>
+                <w:sz w:val="15"/>
+              </w:rPr>
+              <w:t>N</w:t>
+            </w:r>
+          </w:p>
+        </w:tc>
+        <w:tc>
+          <w:tcPr>
+            <w:tcW w:type="dxa" w:w="1162"/>
+          </w:tcPr>
+          <w:p>
+            <w:pPr>
+              <w:spacing w:after="20"/>
+            </w:pPr>
+            <w:r>
+              <w:rPr>
+                <w:rFonts w:ascii="Montserrat" w:hAnsi="Montserrat"/>
+                <w:sz w:val="15"/>
+              </w:rPr>
+              <w:t>0</w:t>
+            </w:r>
+          </w:p>
+        </w:tc>
+        <w:tc>
+          <w:tcPr>
+            <w:tcW w:type="dxa" w:w="1162"/>
+          </w:tcPr>
+          <w:p>
+            <w:pPr>
+              <w:spacing w:after="20"/>
+            </w:pPr>
+            <w:r>
+              <w:rPr>
+                <w:rFonts w:ascii="Montserrat" w:hAnsi="Montserrat"/>
+                <w:sz w:val="15"/>
+              </w:rPr>
+              <w:t>22</w:t>
+            </w:r>
+          </w:p>
+        </w:tc>
+        <w:tc>
+          <w:tcPr>
+            <w:tcW w:type="dxa" w:w="1162"/>
+          </w:tcPr>
+          <w:p>
+            <w:pPr>
+              <w:spacing w:after="20"/>
+            </w:pPr>
+            <w:r>
+              <w:rPr>
+                <w:rFonts w:ascii="Montserrat" w:hAnsi="Montserrat"/>
+                <w:sz w:val="15"/>
+              </w:rPr>
+              <w:t>9</w:t>
+            </w:r>
+          </w:p>
+        </w:tc>
+        <w:tc>
+          <w:tcPr>
+            <w:tcW w:type="dxa" w:w="1162"/>
+          </w:tcPr>
+          <w:p>
+            <w:pPr>
+              <w:spacing w:after="20"/>
+            </w:pPr>
+            <w:r>
+              <w:rPr>
+                <w:rFonts w:ascii="Montserrat" w:hAnsi="Montserrat"/>
+                <w:sz w:val="15"/>
+              </w:rPr>
+              <w:t>4</w:t>
+            </w:r>
+          </w:p>
+        </w:tc>
+        <w:tc>
+          <w:tcPr>
+            <w:tcW w:type="dxa" w:w="1162"/>
+          </w:tcPr>
+          <w:p>
+            <w:pPr>
+              <w:spacing w:after="20"/>
+            </w:pPr>
+            <w:r>
+              <w:rPr>
+                <w:rFonts w:ascii="Montserrat" w:hAnsi="Montserrat"/>
+                <w:sz w:val="15"/>
+              </w:rPr>
+              <w:t>Draft</w:t>
+            </w:r>
+          </w:p>
+        </w:tc>
+      </w:tr>
+      <w:tr>
+        <w:tc>
+          <w:tcPr>
+            <w:tcW w:type="dxa" w:w="1162"/>
+          </w:tcPr>
+          <w:p>
+            <w:pPr>
+              <w:spacing w:after="20"/>
+            </w:pPr>
+            <w:r>
+              <w:rPr>
+                <w:rFonts w:ascii="Montserrat" w:hAnsi="Montserrat"/>
+                <w:sz w:val="15"/>
+              </w:rPr>
+              <w:t>4</w:t>
+            </w:r>
+          </w:p>
+        </w:tc>
+        <w:tc>
+          <w:tcPr>
+            <w:tcW w:type="dxa" w:w="1162"/>
+          </w:tcPr>
+          <w:p>
+            <w:pPr>
+              <w:spacing w:after="20"/>
+            </w:pPr>
+            <w:r>
+              <w:rPr>
+                <w:rFonts w:ascii="Montserrat" w:hAnsi="Montserrat"/>
+                <w:sz w:val="15"/>
+              </w:rPr>
+              <w:t>ops-010</w:t>
+            </w:r>
+          </w:p>
+        </w:tc>
+        <w:tc>
+          <w:tcPr>
+            <w:tcW w:type="dxa" w:w="1162"/>
+          </w:tcPr>
+          <w:p>
+            <w:pPr>
+              <w:spacing w:after="20"/>
+            </w:pPr>
+            <w:r>
+              <w:rPr>
+                <w:rFonts w:ascii="Montserrat" w:hAnsi="Montserrat"/>
+                <w:sz w:val="15"/>
+              </w:rPr>
+              <w:t>accordion</w:t>
+            </w:r>
+          </w:p>
+        </w:tc>
+        <w:tc>
+          <w:tcPr>
+            <w:tcW w:type="dxa" w:w="1162"/>
+          </w:tcPr>
+          <w:p>
+            <w:pPr>
+              <w:spacing w:after="20"/>
+            </w:pPr>
+            <w:r>
+              <w:rPr>
+                <w:rFonts w:ascii="Montserrat" w:hAnsi="Montserrat"/>
+                <w:sz w:val="15"/>
+              </w:rPr>
+              <w:t>N</w:t>
+            </w:r>
+          </w:p>
+        </w:tc>
+        <w:tc>
+          <w:tcPr>
+            <w:tcW w:type="dxa" w:w="1162"/>
+          </w:tcPr>
+          <w:p>
+            <w:pPr>
+              <w:spacing w:after="20"/>
+            </w:pPr>
+            <w:r>
+              <w:rPr>
+                <w:rFonts w:ascii="Montserrat" w:hAnsi="Montserrat"/>
+                <w:sz w:val="15"/>
+              </w:rPr>
+              <w:t>0</w:t>
+            </w:r>
+          </w:p>
+        </w:tc>
+        <w:tc>
+          <w:tcPr>
+            <w:tcW w:type="dxa" w:w="1162"/>
+          </w:tcPr>
+          <w:p>
+            <w:pPr>
+              <w:spacing w:after="20"/>
+            </w:pPr>
+            <w:r>
+              <w:rPr>
+                <w:rFonts w:ascii="Montserrat" w:hAnsi="Montserrat"/>
+                <w:sz w:val="15"/>
+              </w:rPr>
+              <w:t>24</w:t>
+            </w:r>
+          </w:p>
+        </w:tc>
+        <w:tc>
+          <w:tcPr>
+            <w:tcW w:type="dxa" w:w="1162"/>
+          </w:tcPr>
+          <w:p>
+            <w:pPr>
+              <w:spacing w:after="20"/>
+            </w:pPr>
+            <w:r>
+              <w:rPr>
+                <w:rFonts w:ascii="Montserrat" w:hAnsi="Montserrat"/>
+                <w:sz w:val="15"/>
+              </w:rPr>
+              <w:t>11</w:t>
+            </w:r>
+          </w:p>
+        </w:tc>
+        <w:tc>
+          <w:tcPr>
+            <w:tcW w:type="dxa" w:w="1162"/>
+          </w:tcPr>
+          <w:p>
+            <w:pPr>
+              <w:spacing w:after="20"/>
+            </w:pPr>
+            <w:r>
+              <w:rPr>
+                <w:rFonts w:ascii="Montserrat" w:hAnsi="Montserrat"/>
+                <w:sz w:val="15"/>
+              </w:rPr>
+              <w:t>5</w:t>
+            </w:r>
+          </w:p>
+        </w:tc>
+        <w:tc>
+          <w:tcPr>
+            <w:tcW w:type="dxa" w:w="1162"/>
+          </w:tcPr>
+          <w:p>
+            <w:pPr>
+              <w:spacing w:after="20"/>
+            </w:pPr>
+            <w:r>
+              <w:rPr>
+                <w:rFonts w:ascii="Montserrat" w:hAnsi="Montserrat"/>
+                <w:sz w:val="15"/>
+              </w:rPr>
+              <w:t>Draft</w:t>
+            </w:r>
+          </w:p>
+        </w:tc>
+      </w:tr>
+      <w:tr>
+        <w:tc>
+          <w:tcPr>
+            <w:tcW w:type="dxa" w:w="1162"/>
+          </w:tcPr>
+          <w:p>
+            <w:pPr>
+              <w:spacing w:after="20"/>
+            </w:pPr>
+            <w:r>
+              <w:rPr>
+                <w:rFonts w:ascii="Montserrat" w:hAnsi="Montserrat"/>
+                <w:sz w:val="15"/>
+              </w:rPr>
+              <w:t>5</w:t>
+            </w:r>
+          </w:p>
+        </w:tc>
+        <w:tc>
+          <w:tcPr>
+            <w:tcW w:type="dxa" w:w="1162"/>
+          </w:tcPr>
+          <w:p>
+            <w:pPr>
+              <w:spacing w:after="20"/>
+            </w:pPr>
+            <w:r>
+              <w:rPr>
+                <w:rFonts w:ascii="Montserrat" w:hAnsi="Montserrat"/>
+                <w:sz w:val="15"/>
+              </w:rPr>
+              <w:t>ops-011</w:t>
+            </w:r>
+          </w:p>
+        </w:tc>
+        <w:tc>
+          <w:tcPr>
+            <w:tcW w:type="dxa" w:w="1162"/>
+          </w:tcPr>
+          <w:p>
+            <w:pPr>
+              <w:spacing w:after="20"/>
+            </w:pPr>
+            <w:r>
+              <w:rPr>
+                <w:rFonts w:ascii="Montserrat" w:hAnsi="Montserrat"/>
+                <w:sz w:val="15"/>
+              </w:rPr>
+              <w:t>labeled_diagram</w:t>
+            </w:r>
+          </w:p>
+        </w:tc>
+        <w:tc>
+          <w:tcPr>
+            <w:tcW w:type="dxa" w:w="1162"/>
+          </w:tcPr>
+          <w:p>
+            <w:pPr>
+              <w:spacing w:after="20"/>
+            </w:pPr>
+            <w:r>
+              <w:rPr>
+                <w:rFonts w:ascii="Montserrat" w:hAnsi="Montserrat"/>
+                <w:sz w:val="15"/>
+              </w:rPr>
+              <w:t>N</w:t>
+            </w:r>
+          </w:p>
+        </w:tc>
+        <w:tc>
+          <w:tcPr>
+            <w:tcW w:type="dxa" w:w="1162"/>
+          </w:tcPr>
+          <w:p>
+            <w:pPr>
+              <w:spacing w:after="20"/>
+            </w:pPr>
+            <w:r>
+              <w:rPr>
+                <w:rFonts w:ascii="Montserrat" w:hAnsi="Montserrat"/>
+                <w:sz w:val="15"/>
+              </w:rPr>
+              <w:t>0</w:t>
+            </w:r>
+          </w:p>
+        </w:tc>
+        <w:tc>
+          <w:tcPr>
+            <w:tcW w:type="dxa" w:w="1162"/>
+          </w:tcPr>
+          <w:p>
+            <w:pPr>
+              <w:spacing w:after="20"/>
+            </w:pPr>
+            <w:r>
+              <w:rPr>
+                <w:rFonts w:ascii="Montserrat" w:hAnsi="Montserrat"/>
+                <w:sz w:val="15"/>
+              </w:rPr>
+              <w:t>33</w:t>
+            </w:r>
+          </w:p>
+        </w:tc>
+        <w:tc>
+          <w:tcPr>
+            <w:tcW w:type="dxa" w:w="1162"/>
+          </w:tcPr>
+          <w:p>
+            <w:pPr>
+              <w:spacing w:after="20"/>
+            </w:pPr>
+            <w:r>
+              <w:rPr>
+                <w:rFonts w:ascii="Montserrat" w:hAnsi="Montserrat"/>
+                <w:sz w:val="15"/>
+              </w:rPr>
+              <w:t>14</w:t>
+            </w:r>
+          </w:p>
+        </w:tc>
+        <w:tc>
+          <w:tcPr>
+            <w:tcW w:type="dxa" w:w="1162"/>
+          </w:tcPr>
+          <w:p>
+            <w:pPr>
+              <w:spacing w:after="20"/>
+            </w:pPr>
+            <w:r>
+              <w:rPr>
+                <w:rFonts w:ascii="Montserrat" w:hAnsi="Montserrat"/>
+                <w:sz w:val="15"/>
+              </w:rPr>
+              <w:t>6</w:t>
+            </w:r>
+          </w:p>
+        </w:tc>
+        <w:tc>
+          <w:tcPr>
+            <w:tcW w:type="dxa" w:w="1162"/>
+          </w:tcPr>
+          <w:p>
+            <w:pPr>
+              <w:spacing w:after="20"/>
+            </w:pPr>
+            <w:r>
+              <w:rPr>
+                <w:rFonts w:ascii="Montserrat" w:hAnsi="Montserrat"/>
+                <w:sz w:val="15"/>
+              </w:rPr>
+              <w:t>Draft</w:t>
+            </w:r>
+          </w:p>
+        </w:tc>
+      </w:tr>
+      <w:tr>
+        <w:tc>
+          <w:tcPr>
+            <w:tcW w:type="dxa" w:w="1162"/>
+          </w:tcPr>
+          <w:p>
+            <w:pPr>
+              <w:spacing w:after="20"/>
+            </w:pPr>
+            <w:r>
+              <w:rPr>
+                <w:rFonts w:ascii="Montserrat" w:hAnsi="Montserrat"/>
+                <w:sz w:val="15"/>
+              </w:rPr>
+              <w:t>6</w:t>
+            </w:r>
+          </w:p>
+        </w:tc>
+        <w:tc>
+          <w:tcPr>
+            <w:tcW w:type="dxa" w:w="1162"/>
+          </w:tcPr>
+          <w:p>
+            <w:pPr>
+              <w:spacing w:after="20"/>
+            </w:pPr>
+            <w:r>
+              <w:rPr>
+                <w:rFonts w:ascii="Montserrat" w:hAnsi="Montserrat"/>
+                <w:sz w:val="15"/>
+              </w:rPr>
+              <w:t>ops-020</w:t>
+            </w:r>
+          </w:p>
+        </w:tc>
+        <w:tc>
+          <w:tcPr>
+            <w:tcW w:type="dxa" w:w="1162"/>
+          </w:tcPr>
+          <w:p>
+            <w:pPr>
+              <w:spacing w:after="20"/>
+            </w:pPr>
+            <w:r>
+              <w:rPr>
+                <w:rFonts w:ascii="Montserrat" w:hAnsi="Montserrat"/>
+                <w:sz w:val="15"/>
+              </w:rPr>
+              <w:t>accordion</w:t>
+            </w:r>
+          </w:p>
+        </w:tc>
+        <w:tc>
+          <w:tcPr>
+            <w:tcW w:type="dxa" w:w="1162"/>
+          </w:tcPr>
+          <w:p>
+            <w:pPr>
+              <w:spacing w:after="20"/>
+            </w:pPr>
+            <w:r>
+              <w:rPr>
+                <w:rFonts w:ascii="Montserrat" w:hAnsi="Montserrat"/>
+                <w:sz w:val="15"/>
+              </w:rPr>
+              <w:t>N</w:t>
+            </w:r>
+          </w:p>
+        </w:tc>
+        <w:tc>
+          <w:tcPr>
+            <w:tcW w:type="dxa" w:w="1162"/>
+          </w:tcPr>
+          <w:p>
+            <w:pPr>
+              <w:spacing w:after="20"/>
+            </w:pPr>
+            <w:r>
+              <w:rPr>
+                <w:rFonts w:ascii="Montserrat" w:hAnsi="Montserrat"/>
+                <w:sz w:val="15"/>
+              </w:rPr>
+              <w:t>0</w:t>
+            </w:r>
+          </w:p>
+        </w:tc>
+        <w:tc>
+          <w:tcPr>
+            <w:tcW w:type="dxa" w:w="1162"/>
+          </w:tcPr>
+          <w:p>
+            <w:pPr>
+              <w:spacing w:after="20"/>
+            </w:pPr>
+            <w:r>
+              <w:rPr>
+                <w:rFonts w:ascii="Montserrat" w:hAnsi="Montserrat"/>
+                <w:sz w:val="15"/>
+              </w:rPr>
+              <w:t>10</w:t>
+            </w:r>
+          </w:p>
+        </w:tc>
+        <w:tc>
+          <w:tcPr>
+            <w:tcW w:type="dxa" w:w="1162"/>
+          </w:tcPr>
+          <w:p>
+            <w:pPr>
+              <w:spacing w:after="20"/>
+            </w:pPr>
+            <w:r>
+              <w:rPr>
+                <w:rFonts w:ascii="Montserrat" w:hAnsi="Montserrat"/>
+                <w:sz w:val="15"/>
+              </w:rPr>
+              <w:t>12</w:t>
+            </w:r>
+          </w:p>
+        </w:tc>
+        <w:tc>
+          <w:tcPr>
+            <w:tcW w:type="dxa" w:w="1162"/>
+          </w:tcPr>
+          <w:p>
+            <w:pPr>
+              <w:spacing w:after="20"/>
+            </w:pPr>
+            <w:r>
+              <w:rPr>
+                <w:rFonts w:ascii="Montserrat" w:hAnsi="Montserrat"/>
+                <w:sz w:val="15"/>
+              </w:rPr>
+              <w:t>5</w:t>
+            </w:r>
+          </w:p>
+        </w:tc>
+        <w:tc>
+          <w:tcPr>
+            <w:tcW w:type="dxa" w:w="1162"/>
+          </w:tcPr>
+          <w:p>
+            <w:pPr>
+              <w:spacing w:after="20"/>
+            </w:pPr>
+            <w:r>
+              <w:rPr>
+                <w:rFonts w:ascii="Montserrat" w:hAnsi="Montserrat"/>
+                <w:sz w:val="15"/>
+              </w:rPr>
+              <w:t>Draft</w:t>
+            </w:r>
+          </w:p>
+        </w:tc>
+      </w:tr>
+      <w:tr>
+        <w:tc>
+          <w:tcPr>
+            <w:tcW w:type="dxa" w:w="1162"/>
+          </w:tcPr>
+          <w:p>
+            <w:pPr>
+              <w:spacing w:after="20"/>
+            </w:pPr>
+            <w:r>
+              <w:rPr>
+                <w:rFonts w:ascii="Montserrat" w:hAnsi="Montserrat"/>
+                <w:sz w:val="15"/>
+              </w:rPr>
+              <w:t>7</w:t>
+            </w:r>
+          </w:p>
+        </w:tc>
+        <w:tc>
+          <w:tcPr>
+            <w:tcW w:type="dxa" w:w="1162"/>
+          </w:tcPr>
+          <w:p>
+            <w:pPr>
+              <w:spacing w:after="20"/>
+            </w:pPr>
+            <w:r>
+              <w:rPr>
+                <w:rFonts w:ascii="Montserrat" w:hAnsi="Montserrat"/>
+                <w:sz w:val="15"/>
+              </w:rPr>
+              <w:t>ops-021</w:t>
+            </w:r>
+          </w:p>
+        </w:tc>
+        <w:tc>
+          <w:tcPr>
+            <w:tcW w:type="dxa" w:w="1162"/>
+          </w:tcPr>
+          <w:p>
+            <w:pPr>
+              <w:spacing w:after="20"/>
+            </w:pPr>
+            <w:r>
+              <w:rPr>
+                <w:rFonts w:ascii="Montserrat" w:hAnsi="Montserrat"/>
+                <w:sz w:val="15"/>
+              </w:rPr>
+              <w:t>labeled_diagram</w:t>
+            </w:r>
+          </w:p>
+        </w:tc>
+        <w:tc>
+          <w:tcPr>
+            <w:tcW w:type="dxa" w:w="1162"/>
+          </w:tcPr>
+          <w:p>
+            <w:pPr>
+              <w:spacing w:after="20"/>
+            </w:pPr>
+            <w:r>
+              <w:rPr>
+                <w:rFonts w:ascii="Montserrat" w:hAnsi="Montserrat"/>
+                <w:sz w:val="15"/>
+              </w:rPr>
+              <w:t>N</w:t>
+            </w:r>
+          </w:p>
+        </w:tc>
+        <w:tc>
+          <w:tcPr>
+            <w:tcW w:type="dxa" w:w="1162"/>
+          </w:tcPr>
+          <w:p>
+            <w:pPr>
+              <w:spacing w:after="20"/>
+            </w:pPr>
+            <w:r>
+              <w:rPr>
+                <w:rFonts w:ascii="Montserrat" w:hAnsi="Montserrat"/>
+                <w:sz w:val="15"/>
+              </w:rPr>
+              <w:t>0</w:t>
+            </w:r>
+          </w:p>
+        </w:tc>
+        <w:tc>
+          <w:tcPr>
+            <w:tcW w:type="dxa" w:w="1162"/>
+          </w:tcPr>
+          <w:p>
+            <w:pPr>
+              <w:spacing w:after="20"/>
+            </w:pPr>
+            <w:r>
+              <w:rPr>
+                <w:rFonts w:ascii="Montserrat" w:hAnsi="Montserrat"/>
+                <w:sz w:val="15"/>
+              </w:rPr>
               <w:t>25</w:t>
             </w:r>
           </w:p>
@@ -32746,6 +33535,40 @@
                 <w:rFonts w:ascii="Montserrat" w:hAnsi="Montserrat"/>
                 <w:sz w:val="15"/>
               </w:rPr>
+              <w:t>9</w:t>
+            </w:r>
+          </w:p>
+        </w:tc>
+        <w:tc>
+          <w:tcPr>
+            <w:tcW w:type="dxa" w:w="1162"/>
+          </w:tcPr>
+          <w:p>
+            <w:pPr>
+              <w:spacing w:after="20"/>
+            </w:pPr>
+            <w:r>
+              <w:rPr>
+                <w:rFonts w:ascii="Montserrat" w:hAnsi="Montserrat"/>
+                <w:sz w:val="15"/>
+              </w:rPr>
+              <w:t>4</w:t>
+            </w:r>
+          </w:p>
+        </w:tc>
+        <w:tc>
+          <w:tcPr>
+            <w:tcW w:type="dxa" w:w="1162"/>
+          </w:tcPr>
+          <w:p>
+            <w:pPr>
+              <w:spacing w:after="20"/>
+            </w:pPr>
+            <w:r>
+              <w:rPr>
+                <w:rFonts w:ascii="Montserrat" w:hAnsi="Montserrat"/>
+                <w:sz w:val="15"/>
+              </w:rPr>
               <w:t>Draft</w:t>
             </w:r>
           </w:p>
@@ -32765,6 +33588,125 @@
                 <w:rFonts w:ascii="Montserrat" w:hAnsi="Montserrat"/>
                 <w:sz w:val="15"/>
               </w:rPr>
+              <w:t>8</w:t>
+            </w:r>
+          </w:p>
+        </w:tc>
+        <w:tc>
+          <w:tcPr>
+            <w:tcW w:type="dxa" w:w="1162"/>
+          </w:tcPr>
+          <w:p>
+            <w:pPr>
+              <w:spacing w:after="20"/>
+            </w:pPr>
+            <w:r>
+              <w:rPr>
+                <w:rFonts w:ascii="Montserrat" w:hAnsi="Montserrat"/>
+                <w:sz w:val="15"/>
+              </w:rPr>
+              <w:t>ops-022</w:t>
+            </w:r>
+          </w:p>
+        </w:tc>
+        <w:tc>
+          <w:tcPr>
+            <w:tcW w:type="dxa" w:w="1162"/>
+          </w:tcPr>
+          <w:p>
+            <w:pPr>
+              <w:spacing w:after="20"/>
+            </w:pPr>
+            <w:r>
+              <w:rPr>
+                <w:rFonts w:ascii="Montserrat" w:hAnsi="Montserrat"/>
+                <w:sz w:val="15"/>
+              </w:rPr>
+              <w:t>flashcards</w:t>
+            </w:r>
+          </w:p>
+        </w:tc>
+        <w:tc>
+          <w:tcPr>
+            <w:tcW w:type="dxa" w:w="1162"/>
+          </w:tcPr>
+          <w:p>
+            <w:pPr>
+              <w:spacing w:after="20"/>
+            </w:pPr>
+            <w:r>
+              <w:rPr>
+                <w:rFonts w:ascii="Montserrat" w:hAnsi="Montserrat"/>
+                <w:sz w:val="15"/>
+              </w:rPr>
+              <w:t>N</w:t>
+            </w:r>
+          </w:p>
+        </w:tc>
+        <w:tc>
+          <w:tcPr>
+            <w:tcW w:type="dxa" w:w="1162"/>
+          </w:tcPr>
+          <w:p>
+            <w:pPr>
+              <w:spacing w:after="20"/>
+            </w:pPr>
+            <w:r>
+              <w:rPr>
+                <w:rFonts w:ascii="Montserrat" w:hAnsi="Montserrat"/>
+                <w:sz w:val="15"/>
+              </w:rPr>
+              <w:t>0</w:t>
+            </w:r>
+          </w:p>
+        </w:tc>
+        <w:tc>
+          <w:tcPr>
+            <w:tcW w:type="dxa" w:w="1162"/>
+          </w:tcPr>
+          <w:p>
+            <w:pPr>
+              <w:spacing w:after="20"/>
+            </w:pPr>
+            <w:r>
+              <w:rPr>
+                <w:rFonts w:ascii="Montserrat" w:hAnsi="Montserrat"/>
+                <w:sz w:val="15"/>
+              </w:rPr>
+              <w:t>10</w:t>
+            </w:r>
+          </w:p>
+        </w:tc>
+        <w:tc>
+          <w:tcPr>
+            <w:tcW w:type="dxa" w:w="1162"/>
+          </w:tcPr>
+          <w:p>
+            <w:pPr>
+              <w:spacing w:after="20"/>
+            </w:pPr>
+            <w:r>
+              <w:rPr>
+                <w:rFonts w:ascii="Montserrat" w:hAnsi="Montserrat"/>
+                <w:sz w:val="15"/>
+              </w:rPr>
+              <w:t>8</w:t>
+            </w:r>
+          </w:p>
+        </w:tc>
+        <w:tc>
+          <w:tcPr>
+            <w:tcW w:type="dxa" w:w="1162"/>
+          </w:tcPr>
+          <w:p>
+            <w:pPr>
+              <w:spacing w:after="20"/>
+            </w:pPr>
+            <w:r>
+              <w:rPr>
+                <w:rFonts w:ascii="Montserrat" w:hAnsi="Montserrat"/>
+                <w:sz w:val="15"/>
+              </w:rPr>
               <w:t>3</w:t>
             </w:r>
           </w:p>
@@ -32782,10 +33724,12 @@
                 <w:rFonts w:ascii="Montserrat" w:hAnsi="Montserrat"/>
                 <w:sz w:val="15"/>
               </w:rPr>
-              <w:t>ops-002</w:t>
-            </w:r>
-          </w:p>
-        </w:tc>
+              <w:t>Draft</w:t>
+            </w:r>
+          </w:p>
+        </w:tc>
+      </w:tr>
+      <w:tr>
         <w:tc>
           <w:tcPr>
             <w:tcW w:type="dxa" w:w="1162"/>
@@ -32799,7 +33743,7 @@
                 <w:rFonts w:ascii="Montserrat" w:hAnsi="Montserrat"/>
                 <w:sz w:val="15"/>
               </w:rPr>
-              <w:t>hotspot</w:t>
+              <w:t>9</w:t>
             </w:r>
           </w:p>
         </w:tc>
@@ -32816,6 +33760,660 @@
                 <w:rFonts w:ascii="Montserrat" w:hAnsi="Montserrat"/>
                 <w:sz w:val="15"/>
               </w:rPr>
+              <w:t>ops-030</w:t>
+            </w:r>
+          </w:p>
+        </w:tc>
+        <w:tc>
+          <w:tcPr>
+            <w:tcW w:type="dxa" w:w="1162"/>
+          </w:tcPr>
+          <w:p>
+            <w:pPr>
+              <w:spacing w:after="20"/>
+            </w:pPr>
+            <w:r>
+              <w:rPr>
+                <w:rFonts w:ascii="Montserrat" w:hAnsi="Montserrat"/>
+                <w:sz w:val="15"/>
+              </w:rPr>
+              <w:t>drag_drop</w:t>
+            </w:r>
+          </w:p>
+        </w:tc>
+        <w:tc>
+          <w:tcPr>
+            <w:tcW w:type="dxa" w:w="1162"/>
+          </w:tcPr>
+          <w:p>
+            <w:pPr>
+              <w:spacing w:after="20"/>
+            </w:pPr>
+            <w:r>
+              <w:rPr>
+                <w:rFonts w:ascii="Montserrat" w:hAnsi="Montserrat"/>
+                <w:sz w:val="15"/>
+              </w:rPr>
+              <w:t>Y</w:t>
+            </w:r>
+          </w:p>
+        </w:tc>
+        <w:tc>
+          <w:tcPr>
+            <w:tcW w:type="dxa" w:w="1162"/>
+          </w:tcPr>
+          <w:p>
+            <w:pPr>
+              <w:spacing w:after="20"/>
+            </w:pPr>
+            <w:r>
+              <w:rPr>
+                <w:rFonts w:ascii="Montserrat" w:hAnsi="Montserrat"/>
+                <w:sz w:val="15"/>
+              </w:rPr>
+              <w:t>15</w:t>
+            </w:r>
+          </w:p>
+        </w:tc>
+        <w:tc>
+          <w:tcPr>
+            <w:tcW w:type="dxa" w:w="1162"/>
+          </w:tcPr>
+          <w:p>
+            <w:pPr>
+              <w:spacing w:after="20"/>
+            </w:pPr>
+            <w:r>
+              <w:rPr>
+                <w:rFonts w:ascii="Montserrat" w:hAnsi="Montserrat"/>
+                <w:sz w:val="15"/>
+              </w:rPr>
+              <w:t>32</w:t>
+            </w:r>
+          </w:p>
+        </w:tc>
+        <w:tc>
+          <w:tcPr>
+            <w:tcW w:type="dxa" w:w="1162"/>
+          </w:tcPr>
+          <w:p>
+            <w:pPr>
+              <w:spacing w:after="20"/>
+            </w:pPr>
+            <w:r>
+              <w:rPr>
+                <w:rFonts w:ascii="Montserrat" w:hAnsi="Montserrat"/>
+                <w:sz w:val="15"/>
+              </w:rPr>
+              <w:t>11</w:t>
+            </w:r>
+          </w:p>
+        </w:tc>
+        <w:tc>
+          <w:tcPr>
+            <w:tcW w:type="dxa" w:w="1162"/>
+          </w:tcPr>
+          <w:p>
+            <w:pPr>
+              <w:spacing w:after="20"/>
+            </w:pPr>
+            <w:r>
+              <w:rPr>
+                <w:rFonts w:ascii="Montserrat" w:hAnsi="Montserrat"/>
+                <w:sz w:val="15"/>
+              </w:rPr>
+              <w:t>5</w:t>
+            </w:r>
+          </w:p>
+        </w:tc>
+        <w:tc>
+          <w:tcPr>
+            <w:tcW w:type="dxa" w:w="1162"/>
+          </w:tcPr>
+          <w:p>
+            <w:pPr>
+              <w:spacing w:after="20"/>
+            </w:pPr>
+            <w:r>
+              <w:rPr>
+                <w:rFonts w:ascii="Montserrat" w:hAnsi="Montserrat"/>
+                <w:sz w:val="15"/>
+              </w:rPr>
+              <w:t>Draft</w:t>
+            </w:r>
+          </w:p>
+        </w:tc>
+      </w:tr>
+      <w:tr>
+        <w:tc>
+          <w:tcPr>
+            <w:tcW w:type="dxa" w:w="1162"/>
+          </w:tcPr>
+          <w:p>
+            <w:pPr>
+              <w:spacing w:after="20"/>
+            </w:pPr>
+            <w:r>
+              <w:rPr>
+                <w:rFonts w:ascii="Montserrat" w:hAnsi="Montserrat"/>
+                <w:sz w:val="15"/>
+              </w:rPr>
+              <w:t>10</w:t>
+            </w:r>
+          </w:p>
+        </w:tc>
+        <w:tc>
+          <w:tcPr>
+            <w:tcW w:type="dxa" w:w="1162"/>
+          </w:tcPr>
+          <w:p>
+            <w:pPr>
+              <w:spacing w:after="20"/>
+            </w:pPr>
+            <w:r>
+              <w:rPr>
+                <w:rFonts w:ascii="Montserrat" w:hAnsi="Montserrat"/>
+                <w:sz w:val="15"/>
+              </w:rPr>
+              <w:t>ops-031</w:t>
+            </w:r>
+          </w:p>
+        </w:tc>
+        <w:tc>
+          <w:tcPr>
+            <w:tcW w:type="dxa" w:w="1162"/>
+          </w:tcPr>
+          <w:p>
+            <w:pPr>
+              <w:spacing w:after="20"/>
+            </w:pPr>
+            <w:r>
+              <w:rPr>
+                <w:rFonts w:ascii="Montserrat" w:hAnsi="Montserrat"/>
+                <w:sz w:val="15"/>
+              </w:rPr>
+              <w:t>decision_scenario</w:t>
+            </w:r>
+          </w:p>
+        </w:tc>
+        <w:tc>
+          <w:tcPr>
+            <w:tcW w:type="dxa" w:w="1162"/>
+          </w:tcPr>
+          <w:p>
+            <w:pPr>
+              <w:spacing w:after="20"/>
+            </w:pPr>
+            <w:r>
+              <w:rPr>
+                <w:rFonts w:ascii="Montserrat" w:hAnsi="Montserrat"/>
+                <w:sz w:val="15"/>
+              </w:rPr>
+              <w:t>Y</w:t>
+            </w:r>
+          </w:p>
+        </w:tc>
+        <w:tc>
+          <w:tcPr>
+            <w:tcW w:type="dxa" w:w="1162"/>
+          </w:tcPr>
+          <w:p>
+            <w:pPr>
+              <w:spacing w:after="20"/>
+            </w:pPr>
+            <w:r>
+              <w:rPr>
+                <w:rFonts w:ascii="Montserrat" w:hAnsi="Montserrat"/>
+                <w:sz w:val="15"/>
+              </w:rPr>
+              <w:t>20</w:t>
+            </w:r>
+          </w:p>
+        </w:tc>
+        <w:tc>
+          <w:tcPr>
+            <w:tcW w:type="dxa" w:w="1162"/>
+          </w:tcPr>
+          <w:p>
+            <w:pPr>
+              <w:spacing w:after="20"/>
+            </w:pPr>
+            <w:r>
+              <w:rPr>
+                <w:rFonts w:ascii="Montserrat" w:hAnsi="Montserrat"/>
+                <w:sz w:val="15"/>
+              </w:rPr>
+              <w:t>37</w:t>
+            </w:r>
+          </w:p>
+        </w:tc>
+        <w:tc>
+          <w:tcPr>
+            <w:tcW w:type="dxa" w:w="1162"/>
+          </w:tcPr>
+          <w:p>
+            <w:pPr>
+              <w:spacing w:after="20"/>
+            </w:pPr>
+            <w:r>
+              <w:rPr>
+                <w:rFonts w:ascii="Montserrat" w:hAnsi="Montserrat"/>
+                <w:sz w:val="15"/>
+              </w:rPr>
+              <w:t>11</w:t>
+            </w:r>
+          </w:p>
+        </w:tc>
+        <w:tc>
+          <w:tcPr>
+            <w:tcW w:type="dxa" w:w="1162"/>
+          </w:tcPr>
+          <w:p>
+            <w:pPr>
+              <w:spacing w:after="20"/>
+            </w:pPr>
+            <w:r>
+              <w:rPr>
+                <w:rFonts w:ascii="Montserrat" w:hAnsi="Montserrat"/>
+                <w:sz w:val="15"/>
+              </w:rPr>
+              <w:t>5</w:t>
+            </w:r>
+          </w:p>
+        </w:tc>
+        <w:tc>
+          <w:tcPr>
+            <w:tcW w:type="dxa" w:w="1162"/>
+          </w:tcPr>
+          <w:p>
+            <w:pPr>
+              <w:spacing w:after="20"/>
+            </w:pPr>
+            <w:r>
+              <w:rPr>
+                <w:rFonts w:ascii="Montserrat" w:hAnsi="Montserrat"/>
+                <w:sz w:val="15"/>
+              </w:rPr>
+              <w:t>Draft</w:t>
+            </w:r>
+          </w:p>
+        </w:tc>
+      </w:tr>
+      <w:tr>
+        <w:tc>
+          <w:tcPr>
+            <w:tcW w:type="dxa" w:w="1162"/>
+          </w:tcPr>
+          <w:p>
+            <w:pPr>
+              <w:spacing w:after="20"/>
+            </w:pPr>
+            <w:r>
+              <w:rPr>
+                <w:rFonts w:ascii="Montserrat" w:hAnsi="Montserrat"/>
+                <w:sz w:val="15"/>
+              </w:rPr>
+              <w:t>11</w:t>
+            </w:r>
+          </w:p>
+        </w:tc>
+        <w:tc>
+          <w:tcPr>
+            <w:tcW w:type="dxa" w:w="1162"/>
+          </w:tcPr>
+          <w:p>
+            <w:pPr>
+              <w:spacing w:after="20"/>
+            </w:pPr>
+            <w:r>
+              <w:rPr>
+                <w:rFonts w:ascii="Montserrat" w:hAnsi="Montserrat"/>
+                <w:sz w:val="15"/>
+              </w:rPr>
+              <w:t>ops-032</w:t>
+            </w:r>
+          </w:p>
+        </w:tc>
+        <w:tc>
+          <w:tcPr>
+            <w:tcW w:type="dxa" w:w="1162"/>
+          </w:tcPr>
+          <w:p>
+            <w:pPr>
+              <w:spacing w:after="20"/>
+            </w:pPr>
+            <w:r>
+              <w:rPr>
+                <w:rFonts w:ascii="Montserrat" w:hAnsi="Montserrat"/>
+                <w:sz w:val="15"/>
+              </w:rPr>
+              <w:t>mcq</w:t>
+            </w:r>
+          </w:p>
+        </w:tc>
+        <w:tc>
+          <w:tcPr>
+            <w:tcW w:type="dxa" w:w="1162"/>
+          </w:tcPr>
+          <w:p>
+            <w:pPr>
+              <w:spacing w:after="20"/>
+            </w:pPr>
+            <w:r>
+              <w:rPr>
+                <w:rFonts w:ascii="Montserrat" w:hAnsi="Montserrat"/>
+                <w:sz w:val="15"/>
+              </w:rPr>
+              <w:t>Y</w:t>
+            </w:r>
+          </w:p>
+        </w:tc>
+        <w:tc>
+          <w:tcPr>
+            <w:tcW w:type="dxa" w:w="1162"/>
+          </w:tcPr>
+          <w:p>
+            <w:pPr>
+              <w:spacing w:after="20"/>
+            </w:pPr>
+            <w:r>
+              <w:rPr>
+                <w:rFonts w:ascii="Montserrat" w:hAnsi="Montserrat"/>
+                <w:sz w:val="15"/>
+              </w:rPr>
+              <w:t>5</w:t>
+            </w:r>
+          </w:p>
+        </w:tc>
+        <w:tc>
+          <w:tcPr>
+            <w:tcW w:type="dxa" w:w="1162"/>
+          </w:tcPr>
+          <w:p>
+            <w:pPr>
+              <w:spacing w:after="20"/>
+            </w:pPr>
+            <w:r>
+              <w:rPr>
+                <w:rFonts w:ascii="Montserrat" w:hAnsi="Montserrat"/>
+                <w:sz w:val="15"/>
+              </w:rPr>
+              <w:t>21</w:t>
+            </w:r>
+          </w:p>
+        </w:tc>
+        <w:tc>
+          <w:tcPr>
+            <w:tcW w:type="dxa" w:w="1162"/>
+          </w:tcPr>
+          <w:p>
+            <w:pPr>
+              <w:spacing w:after="20"/>
+            </w:pPr>
+            <w:r>
+              <w:rPr>
+                <w:rFonts w:ascii="Montserrat" w:hAnsi="Montserrat"/>
+                <w:sz w:val="15"/>
+              </w:rPr>
+              <w:t>11</w:t>
+            </w:r>
+          </w:p>
+        </w:tc>
+        <w:tc>
+          <w:tcPr>
+            <w:tcW w:type="dxa" w:w="1162"/>
+          </w:tcPr>
+          <w:p>
+            <w:pPr>
+              <w:spacing w:after="20"/>
+            </w:pPr>
+            <w:r>
+              <w:rPr>
+                <w:rFonts w:ascii="Montserrat" w:hAnsi="Montserrat"/>
+                <w:sz w:val="15"/>
+              </w:rPr>
+              <w:t>5</w:t>
+            </w:r>
+          </w:p>
+        </w:tc>
+        <w:tc>
+          <w:tcPr>
+            <w:tcW w:type="dxa" w:w="1162"/>
+          </w:tcPr>
+          <w:p>
+            <w:pPr>
+              <w:spacing w:after="20"/>
+            </w:pPr>
+            <w:r>
+              <w:rPr>
+                <w:rFonts w:ascii="Montserrat" w:hAnsi="Montserrat"/>
+                <w:sz w:val="15"/>
+              </w:rPr>
+              <w:t>Draft</w:t>
+            </w:r>
+          </w:p>
+        </w:tc>
+      </w:tr>
+      <w:tr>
+        <w:tc>
+          <w:tcPr>
+            <w:tcW w:type="dxa" w:w="1162"/>
+          </w:tcPr>
+          <w:p>
+            <w:pPr>
+              <w:spacing w:after="20"/>
+            </w:pPr>
+            <w:r>
+              <w:rPr>
+                <w:rFonts w:ascii="Montserrat" w:hAnsi="Montserrat"/>
+                <w:sz w:val="15"/>
+              </w:rPr>
+              <w:t>12</w:t>
+            </w:r>
+          </w:p>
+        </w:tc>
+        <w:tc>
+          <w:tcPr>
+            <w:tcW w:type="dxa" w:w="1162"/>
+          </w:tcPr>
+          <w:p>
+            <w:pPr>
+              <w:spacing w:after="20"/>
+            </w:pPr>
+            <w:r>
+              <w:rPr>
+                <w:rFonts w:ascii="Montserrat" w:hAnsi="Montserrat"/>
+                <w:sz w:val="15"/>
+              </w:rPr>
+              <w:t>ops-033</w:t>
+            </w:r>
+          </w:p>
+        </w:tc>
+        <w:tc>
+          <w:tcPr>
+            <w:tcW w:type="dxa" w:w="1162"/>
+          </w:tcPr>
+          <w:p>
+            <w:pPr>
+              <w:spacing w:after="20"/>
+            </w:pPr>
+            <w:r>
+              <w:rPr>
+                <w:rFonts w:ascii="Montserrat" w:hAnsi="Montserrat"/>
+                <w:sz w:val="15"/>
+              </w:rPr>
+              <w:t>matching</w:t>
+            </w:r>
+          </w:p>
+        </w:tc>
+        <w:tc>
+          <w:tcPr>
+            <w:tcW w:type="dxa" w:w="1162"/>
+          </w:tcPr>
+          <w:p>
+            <w:pPr>
+              <w:spacing w:after="20"/>
+            </w:pPr>
+            <w:r>
+              <w:rPr>
+                <w:rFonts w:ascii="Montserrat" w:hAnsi="Montserrat"/>
+                <w:sz w:val="15"/>
+              </w:rPr>
+              <w:t>Y</w:t>
+            </w:r>
+          </w:p>
+        </w:tc>
+        <w:tc>
+          <w:tcPr>
+            <w:tcW w:type="dxa" w:w="1162"/>
+          </w:tcPr>
+          <w:p>
+            <w:pPr>
+              <w:spacing w:after="20"/>
+            </w:pPr>
+            <w:r>
+              <w:rPr>
+                <w:rFonts w:ascii="Montserrat" w:hAnsi="Montserrat"/>
+                <w:sz w:val="15"/>
+              </w:rPr>
+              <w:t>10</w:t>
+            </w:r>
+          </w:p>
+        </w:tc>
+        <w:tc>
+          <w:tcPr>
+            <w:tcW w:type="dxa" w:w="1162"/>
+          </w:tcPr>
+          <w:p>
+            <w:pPr>
+              <w:spacing w:after="20"/>
+            </w:pPr>
+            <w:r>
+              <w:rPr>
+                <w:rFonts w:ascii="Montserrat" w:hAnsi="Montserrat"/>
+                <w:sz w:val="15"/>
+              </w:rPr>
+              <w:t>31</w:t>
+            </w:r>
+          </w:p>
+        </w:tc>
+        <w:tc>
+          <w:tcPr>
+            <w:tcW w:type="dxa" w:w="1162"/>
+          </w:tcPr>
+          <w:p>
+            <w:pPr>
+              <w:spacing w:after="20"/>
+            </w:pPr>
+            <w:r>
+              <w:rPr>
+                <w:rFonts w:ascii="Montserrat" w:hAnsi="Montserrat"/>
+                <w:sz w:val="15"/>
+              </w:rPr>
+              <w:t>16</w:t>
+            </w:r>
+          </w:p>
+        </w:tc>
+        <w:tc>
+          <w:tcPr>
+            <w:tcW w:type="dxa" w:w="1162"/>
+          </w:tcPr>
+          <w:p>
+            <w:pPr>
+              <w:spacing w:after="20"/>
+            </w:pPr>
+            <w:r>
+              <w:rPr>
+                <w:rFonts w:ascii="Montserrat" w:hAnsi="Montserrat"/>
+                <w:sz w:val="15"/>
+              </w:rPr>
+              <w:t>7</w:t>
+            </w:r>
+          </w:p>
+        </w:tc>
+        <w:tc>
+          <w:tcPr>
+            <w:tcW w:type="dxa" w:w="1162"/>
+          </w:tcPr>
+          <w:p>
+            <w:pPr>
+              <w:spacing w:after="20"/>
+            </w:pPr>
+            <w:r>
+              <w:rPr>
+                <w:rFonts w:ascii="Montserrat" w:hAnsi="Montserrat"/>
+                <w:sz w:val="15"/>
+              </w:rPr>
+              <w:t>Draft</w:t>
+            </w:r>
+          </w:p>
+        </w:tc>
+      </w:tr>
+      <w:tr>
+        <w:tc>
+          <w:tcPr>
+            <w:tcW w:type="dxa" w:w="1162"/>
+          </w:tcPr>
+          <w:p>
+            <w:pPr>
+              <w:spacing w:after="20"/>
+            </w:pPr>
+            <w:r>
+              <w:rPr>
+                <w:rFonts w:ascii="Montserrat" w:hAnsi="Montserrat"/>
+                <w:sz w:val="15"/>
+              </w:rPr>
+              <w:t>13</w:t>
+            </w:r>
+          </w:p>
+        </w:tc>
+        <w:tc>
+          <w:tcPr>
+            <w:tcW w:type="dxa" w:w="1162"/>
+          </w:tcPr>
+          <w:p>
+            <w:pPr>
+              <w:spacing w:after="20"/>
+            </w:pPr>
+            <w:r>
+              <w:rPr>
+                <w:rFonts w:ascii="Montserrat" w:hAnsi="Montserrat"/>
+                <w:sz w:val="15"/>
+              </w:rPr>
+              <w:t>ops-090</w:t>
+            </w:r>
+          </w:p>
+        </w:tc>
+        <w:tc>
+          <w:tcPr>
+            <w:tcW w:type="dxa" w:w="1162"/>
+          </w:tcPr>
+          <w:p>
+            <w:pPr>
+              <w:spacing w:after="20"/>
+            </w:pPr>
+            <w:r>
+              <w:rPr>
+                <w:rFonts w:ascii="Montserrat" w:hAnsi="Montserrat"/>
+                <w:sz w:val="15"/>
+              </w:rPr>
+              <w:t>summary</w:t>
+            </w:r>
+          </w:p>
+        </w:tc>
+        <w:tc>
+          <w:tcPr>
+            <w:tcW w:type="dxa" w:w="1162"/>
+          </w:tcPr>
+          <w:p>
+            <w:pPr>
+              <w:spacing w:after="20"/>
+            </w:pPr>
+            <w:r>
+              <w:rPr>
+                <w:rFonts w:ascii="Montserrat" w:hAnsi="Montserrat"/>
+                <w:sz w:val="15"/>
+              </w:rPr>
               <w:t>N</w:t>
             </w:r>
           </w:p>
@@ -32850,7 +34448,7 @@
                 <w:rFonts w:ascii="Montserrat" w:hAnsi="Montserrat"/>
                 <w:sz w:val="15"/>
               </w:rPr>
-              <w:t>22</w:t>
+              <w:t>17</w:t>
             </w:r>
           </w:p>
         </w:tc>
@@ -32867,6 +34465,125 @@
                 <w:rFonts w:ascii="Montserrat" w:hAnsi="Montserrat"/>
                 <w:sz w:val="15"/>
               </w:rPr>
+              <w:t>45</w:t>
+            </w:r>
+          </w:p>
+        </w:tc>
+        <w:tc>
+          <w:tcPr>
+            <w:tcW w:type="dxa" w:w="1162"/>
+          </w:tcPr>
+          <w:p>
+            <w:pPr>
+              <w:spacing w:after="20"/>
+            </w:pPr>
+            <w:r>
+              <w:rPr>
+                <w:rFonts w:ascii="Montserrat" w:hAnsi="Montserrat"/>
+                <w:sz w:val="15"/>
+              </w:rPr>
+              <w:t>19</w:t>
+            </w:r>
+          </w:p>
+        </w:tc>
+        <w:tc>
+          <w:tcPr>
+            <w:tcW w:type="dxa" w:w="1162"/>
+          </w:tcPr>
+          <w:p>
+            <w:pPr>
+              <w:spacing w:after="20"/>
+            </w:pPr>
+            <w:r>
+              <w:rPr>
+                <w:rFonts w:ascii="Montserrat" w:hAnsi="Montserrat"/>
+                <w:sz w:val="15"/>
+              </w:rPr>
+              <w:t>Draft</w:t>
+            </w:r>
+          </w:p>
+        </w:tc>
+      </w:tr>
+      <w:tr>
+        <w:tc>
+          <w:tcPr>
+            <w:tcW w:type="dxa" w:w="1162"/>
+          </w:tcPr>
+          <w:p>
+            <w:pPr>
+              <w:spacing w:after="20"/>
+            </w:pPr>
+            <w:r>
+              <w:rPr>
+                <w:rFonts w:ascii="Montserrat" w:hAnsi="Montserrat"/>
+                <w:sz w:val="15"/>
+              </w:rPr>
+            </w:r>
+          </w:p>
+        </w:tc>
+        <w:tc>
+          <w:tcPr>
+            <w:tcW w:type="dxa" w:w="1162"/>
+          </w:tcPr>
+          <w:p>
+            <w:pPr>
+              <w:spacing w:after="20"/>
+            </w:pPr>
+            <w:r>
+              <w:rPr>
+                <w:rFonts w:ascii="Montserrat" w:hAnsi="Montserrat"/>
+                <w:sz w:val="15"/>
+              </w:rPr>
+              <w:t>Totals</w:t>
+            </w:r>
+          </w:p>
+        </w:tc>
+        <w:tc>
+          <w:tcPr>
+            <w:tcW w:type="dxa" w:w="1162"/>
+          </w:tcPr>
+          <w:p>
+            <w:pPr>
+              <w:spacing w:after="20"/>
+            </w:pPr>
+            <w:r>
+              <w:rPr>
+                <w:rFonts w:ascii="Montserrat" w:hAnsi="Montserrat"/>
+                <w:sz w:val="15"/>
+              </w:rPr>
+            </w:r>
+          </w:p>
+        </w:tc>
+        <w:tc>
+          <w:tcPr>
+            <w:tcW w:type="dxa" w:w="1162"/>
+          </w:tcPr>
+          <w:p>
+            <w:pPr>
+              <w:spacing w:after="20"/>
+            </w:pPr>
+            <w:r>
+              <w:rPr>
+                <w:rFonts w:ascii="Montserrat" w:hAnsi="Montserrat"/>
+                <w:sz w:val="15"/>
+              </w:rPr>
+              <w:t>4</w:t>
+            </w:r>
+          </w:p>
+        </w:tc>
+        <w:tc>
+          <w:tcPr>
+            <w:tcW w:type="dxa" w:w="1162"/>
+          </w:tcPr>
+          <w:p>
+            <w:pPr>
+              <w:spacing w:after="20"/>
+            </w:pPr>
+            <w:r>
+              <w:rPr>
+                <w:rFonts w:ascii="Montserrat" w:hAnsi="Montserrat"/>
+                <w:sz w:val="15"/>
+              </w:rPr>
               <w:t>50</w:t>
             </w:r>
           </w:p>
@@ -32884,7 +34601,6 @@
                 <w:rFonts w:ascii="Montserrat" w:hAnsi="Montserrat"/>
                 <w:sz w:val="15"/>
               </w:rPr>
-              <w:t>21</w:t>
             </w:r>
           </w:p>
         </w:tc>
@@ -32901,1714 +34617,60 @@
                 <w:rFonts w:ascii="Montserrat" w:hAnsi="Montserrat"/>
                 <w:sz w:val="15"/>
               </w:rPr>
+              <w:t>217</w:t>
+            </w:r>
+          </w:p>
+        </w:tc>
+        <w:tc>
+          <w:tcPr>
+            <w:tcW w:type="dxa" w:w="1162"/>
+          </w:tcPr>
+          <w:p>
+            <w:pPr>
+              <w:spacing w:after="20"/>
+            </w:pPr>
+            <w:r>
+              <w:rPr>
+                <w:rFonts w:ascii="Montserrat" w:hAnsi="Montserrat"/>
+                <w:sz w:val="15"/>
+              </w:rPr>
+              <w:t>93 ≈ 1.6 min</w:t>
+            </w:r>
+          </w:p>
+        </w:tc>
+        <w:tc>
+          <w:tcPr>
+            <w:tcW w:type="dxa" w:w="1162"/>
+          </w:tcPr>
+          <w:p>
+            <w:pPr>
+              <w:spacing w:after="20"/>
+            </w:pPr>
+            <w:r>
+              <w:rPr>
+                <w:rFonts w:ascii="Montserrat" w:hAnsi="Montserrat"/>
+                <w:sz w:val="15"/>
+              </w:rPr>
               <w:t>Draft</w:t>
             </w:r>
           </w:p>
         </w:tc>
       </w:tr>
-      <w:tr>
-        <w:tc>
-          <w:tcPr>
-            <w:tcW w:type="dxa" w:w="1162"/>
-          </w:tcPr>
-          <w:p>
-            <w:pPr>
-              <w:spacing w:after="20"/>
-            </w:pPr>
-            <w:r>
-              <w:rPr>
-                <w:rFonts w:ascii="Montserrat" w:hAnsi="Montserrat"/>
-                <w:sz w:val="15"/>
-              </w:rPr>
-              <w:t>4</w:t>
-            </w:r>
-          </w:p>
-        </w:tc>
-        <w:tc>
-          <w:tcPr>
-            <w:tcW w:type="dxa" w:w="1162"/>
-          </w:tcPr>
-          <w:p>
-            <w:pPr>
-              <w:spacing w:after="20"/>
-            </w:pPr>
-            <w:r>
-              <w:rPr>
-                <w:rFonts w:ascii="Montserrat" w:hAnsi="Montserrat"/>
-                <w:sz w:val="15"/>
-              </w:rPr>
-              <w:t>ops-010</w:t>
-            </w:r>
-          </w:p>
-        </w:tc>
-        <w:tc>
-          <w:tcPr>
-            <w:tcW w:type="dxa" w:w="1162"/>
-          </w:tcPr>
-          <w:p>
-            <w:pPr>
-              <w:spacing w:after="20"/>
-            </w:pPr>
-            <w:r>
-              <w:rPr>
-                <w:rFonts w:ascii="Montserrat" w:hAnsi="Montserrat"/>
-                <w:sz w:val="15"/>
-              </w:rPr>
-              <w:t>accordion</w:t>
-            </w:r>
-          </w:p>
-        </w:tc>
-        <w:tc>
-          <w:tcPr>
-            <w:tcW w:type="dxa" w:w="1162"/>
-          </w:tcPr>
-          <w:p>
-            <w:pPr>
-              <w:spacing w:after="20"/>
-            </w:pPr>
-            <w:r>
-              <w:rPr>
-                <w:rFonts w:ascii="Montserrat" w:hAnsi="Montserrat"/>
-                <w:sz w:val="15"/>
-              </w:rPr>
-              <w:t>N</w:t>
-            </w:r>
-          </w:p>
-        </w:tc>
-        <w:tc>
-          <w:tcPr>
-            <w:tcW w:type="dxa" w:w="1162"/>
-          </w:tcPr>
-          <w:p>
-            <w:pPr>
-              <w:spacing w:after="20"/>
-            </w:pPr>
-            <w:r>
-              <w:rPr>
-                <w:rFonts w:ascii="Montserrat" w:hAnsi="Montserrat"/>
-                <w:sz w:val="15"/>
-              </w:rPr>
-              <w:t>0</w:t>
-            </w:r>
-          </w:p>
-        </w:tc>
-        <w:tc>
-          <w:tcPr>
-            <w:tcW w:type="dxa" w:w="1162"/>
-          </w:tcPr>
-          <w:p>
-            <w:pPr>
-              <w:spacing w:after="20"/>
-            </w:pPr>
-            <w:r>
-              <w:rPr>
-                <w:rFonts w:ascii="Montserrat" w:hAnsi="Montserrat"/>
-                <w:sz w:val="15"/>
-              </w:rPr>
-              <w:t>24</w:t>
-            </w:r>
-          </w:p>
-        </w:tc>
-        <w:tc>
-          <w:tcPr>
-            <w:tcW w:type="dxa" w:w="1162"/>
-          </w:tcPr>
-          <w:p>
-            <w:pPr>
-              <w:spacing w:after="20"/>
-            </w:pPr>
-            <w:r>
-              <w:rPr>
-                <w:rFonts w:ascii="Montserrat" w:hAnsi="Montserrat"/>
-                <w:sz w:val="15"/>
-              </w:rPr>
-              <w:t>91</w:t>
-            </w:r>
-          </w:p>
-        </w:tc>
-        <w:tc>
-          <w:tcPr>
-            <w:tcW w:type="dxa" w:w="1162"/>
-          </w:tcPr>
-          <w:p>
-            <w:pPr>
-              <w:spacing w:after="20"/>
-            </w:pPr>
-            <w:r>
-              <w:rPr>
-                <w:rFonts w:ascii="Montserrat" w:hAnsi="Montserrat"/>
-                <w:sz w:val="15"/>
-              </w:rPr>
-              <w:t>39</w:t>
-            </w:r>
-          </w:p>
-        </w:tc>
-        <w:tc>
-          <w:tcPr>
-            <w:tcW w:type="dxa" w:w="1162"/>
-          </w:tcPr>
-          <w:p>
-            <w:pPr>
-              <w:spacing w:after="20"/>
-            </w:pPr>
-            <w:r>
-              <w:rPr>
-                <w:rFonts w:ascii="Montserrat" w:hAnsi="Montserrat"/>
-                <w:sz w:val="15"/>
-              </w:rPr>
-              <w:t>Draft</w:t>
-            </w:r>
-          </w:p>
-        </w:tc>
-      </w:tr>
-      <w:tr>
-        <w:tc>
-          <w:tcPr>
-            <w:tcW w:type="dxa" w:w="1162"/>
-          </w:tcPr>
-          <w:p>
-            <w:pPr>
-              <w:spacing w:after="20"/>
-            </w:pPr>
-            <w:r>
-              <w:rPr>
-                <w:rFonts w:ascii="Montserrat" w:hAnsi="Montserrat"/>
-                <w:sz w:val="15"/>
-              </w:rPr>
-              <w:t>5</w:t>
-            </w:r>
-          </w:p>
-        </w:tc>
-        <w:tc>
-          <w:tcPr>
-            <w:tcW w:type="dxa" w:w="1162"/>
-          </w:tcPr>
-          <w:p>
-            <w:pPr>
-              <w:spacing w:after="20"/>
-            </w:pPr>
-            <w:r>
-              <w:rPr>
-                <w:rFonts w:ascii="Montserrat" w:hAnsi="Montserrat"/>
-                <w:sz w:val="15"/>
-              </w:rPr>
-              <w:t>ops-011</w:t>
-            </w:r>
-          </w:p>
-        </w:tc>
-        <w:tc>
-          <w:tcPr>
-            <w:tcW w:type="dxa" w:w="1162"/>
-          </w:tcPr>
-          <w:p>
-            <w:pPr>
-              <w:spacing w:after="20"/>
-            </w:pPr>
-            <w:r>
-              <w:rPr>
-                <w:rFonts w:ascii="Montserrat" w:hAnsi="Montserrat"/>
-                <w:sz w:val="15"/>
-              </w:rPr>
-              <w:t>labeled_diagram</w:t>
-            </w:r>
-          </w:p>
-        </w:tc>
-        <w:tc>
-          <w:tcPr>
-            <w:tcW w:type="dxa" w:w="1162"/>
-          </w:tcPr>
-          <w:p>
-            <w:pPr>
-              <w:spacing w:after="20"/>
-            </w:pPr>
-            <w:r>
-              <w:rPr>
-                <w:rFonts w:ascii="Montserrat" w:hAnsi="Montserrat"/>
-                <w:sz w:val="15"/>
-              </w:rPr>
-              <w:t>N</w:t>
-            </w:r>
-          </w:p>
-        </w:tc>
-        <w:tc>
-          <w:tcPr>
-            <w:tcW w:type="dxa" w:w="1162"/>
-          </w:tcPr>
-          <w:p>
-            <w:pPr>
-              <w:spacing w:after="20"/>
-            </w:pPr>
-            <w:r>
-              <w:rPr>
-                <w:rFonts w:ascii="Montserrat" w:hAnsi="Montserrat"/>
-                <w:sz w:val="15"/>
-              </w:rPr>
-              <w:t>0</w:t>
-            </w:r>
-          </w:p>
-        </w:tc>
-        <w:tc>
-          <w:tcPr>
-            <w:tcW w:type="dxa" w:w="1162"/>
-          </w:tcPr>
-          <w:p>
-            <w:pPr>
-              <w:spacing w:after="20"/>
-            </w:pPr>
-            <w:r>
-              <w:rPr>
-                <w:rFonts w:ascii="Montserrat" w:hAnsi="Montserrat"/>
-                <w:sz w:val="15"/>
-              </w:rPr>
-              <w:t>33</w:t>
-            </w:r>
-          </w:p>
-        </w:tc>
-        <w:tc>
-          <w:tcPr>
-            <w:tcW w:type="dxa" w:w="1162"/>
-          </w:tcPr>
-          <w:p>
-            <w:pPr>
-              <w:spacing w:after="20"/>
-            </w:pPr>
-            <w:r>
-              <w:rPr>
-                <w:rFonts w:ascii="Montserrat" w:hAnsi="Montserrat"/>
-                <w:sz w:val="15"/>
-              </w:rPr>
-              <w:t>73</w:t>
-            </w:r>
-          </w:p>
-        </w:tc>
-        <w:tc>
-          <w:tcPr>
-            <w:tcW w:type="dxa" w:w="1162"/>
-          </w:tcPr>
-          <w:p>
-            <w:pPr>
-              <w:spacing w:after="20"/>
-            </w:pPr>
-            <w:r>
-              <w:rPr>
-                <w:rFonts w:ascii="Montserrat" w:hAnsi="Montserrat"/>
-                <w:sz w:val="15"/>
-              </w:rPr>
-              <w:t>31</w:t>
-            </w:r>
-          </w:p>
-        </w:tc>
-        <w:tc>
-          <w:tcPr>
-            <w:tcW w:type="dxa" w:w="1162"/>
-          </w:tcPr>
-          <w:p>
-            <w:pPr>
-              <w:spacing w:after="20"/>
-            </w:pPr>
-            <w:r>
-              <w:rPr>
-                <w:rFonts w:ascii="Montserrat" w:hAnsi="Montserrat"/>
-                <w:sz w:val="15"/>
-              </w:rPr>
-              <w:t>Draft</w:t>
-            </w:r>
-          </w:p>
-        </w:tc>
-      </w:tr>
-      <w:tr>
-        <w:tc>
-          <w:tcPr>
-            <w:tcW w:type="dxa" w:w="1162"/>
-          </w:tcPr>
-          <w:p>
-            <w:pPr>
-              <w:spacing w:after="20"/>
-            </w:pPr>
-            <w:r>
-              <w:rPr>
-                <w:rFonts w:ascii="Montserrat" w:hAnsi="Montserrat"/>
-                <w:sz w:val="15"/>
-              </w:rPr>
-              <w:t>6</w:t>
-            </w:r>
-          </w:p>
-        </w:tc>
-        <w:tc>
-          <w:tcPr>
-            <w:tcW w:type="dxa" w:w="1162"/>
-          </w:tcPr>
-          <w:p>
-            <w:pPr>
-              <w:spacing w:after="20"/>
-            </w:pPr>
-            <w:r>
-              <w:rPr>
-                <w:rFonts w:ascii="Montserrat" w:hAnsi="Montserrat"/>
-                <w:sz w:val="15"/>
-              </w:rPr>
-              <w:t>ops-020</w:t>
-            </w:r>
-          </w:p>
-        </w:tc>
-        <w:tc>
-          <w:tcPr>
-            <w:tcW w:type="dxa" w:w="1162"/>
-          </w:tcPr>
-          <w:p>
-            <w:pPr>
-              <w:spacing w:after="20"/>
-            </w:pPr>
-            <w:r>
-              <w:rPr>
-                <w:rFonts w:ascii="Montserrat" w:hAnsi="Montserrat"/>
-                <w:sz w:val="15"/>
-              </w:rPr>
-              <w:t>accordion</w:t>
-            </w:r>
-          </w:p>
-        </w:tc>
-        <w:tc>
-          <w:tcPr>
-            <w:tcW w:type="dxa" w:w="1162"/>
-          </w:tcPr>
-          <w:p>
-            <w:pPr>
-              <w:spacing w:after="20"/>
-            </w:pPr>
-            <w:r>
-              <w:rPr>
-                <w:rFonts w:ascii="Montserrat" w:hAnsi="Montserrat"/>
-                <w:sz w:val="15"/>
-              </w:rPr>
-              <w:t>N</w:t>
-            </w:r>
-          </w:p>
-        </w:tc>
-        <w:tc>
-          <w:tcPr>
-            <w:tcW w:type="dxa" w:w="1162"/>
-          </w:tcPr>
-          <w:p>
-            <w:pPr>
-              <w:spacing w:after="20"/>
-            </w:pPr>
-            <w:r>
-              <w:rPr>
-                <w:rFonts w:ascii="Montserrat" w:hAnsi="Montserrat"/>
-                <w:sz w:val="15"/>
-              </w:rPr>
-              <w:t>0</w:t>
-            </w:r>
-          </w:p>
-        </w:tc>
-        <w:tc>
-          <w:tcPr>
-            <w:tcW w:type="dxa" w:w="1162"/>
-          </w:tcPr>
-          <w:p>
-            <w:pPr>
-              <w:spacing w:after="20"/>
-            </w:pPr>
-            <w:r>
-              <w:rPr>
-                <w:rFonts w:ascii="Montserrat" w:hAnsi="Montserrat"/>
-                <w:sz w:val="15"/>
-              </w:rPr>
-              <w:t>10</w:t>
-            </w:r>
-          </w:p>
-        </w:tc>
-        <w:tc>
-          <w:tcPr>
-            <w:tcW w:type="dxa" w:w="1162"/>
-          </w:tcPr>
-          <w:p>
-            <w:pPr>
-              <w:spacing w:after="20"/>
-            </w:pPr>
-            <w:r>
-              <w:rPr>
-                <w:rFonts w:ascii="Montserrat" w:hAnsi="Montserrat"/>
-                <w:sz w:val="15"/>
-              </w:rPr>
-              <w:t>90</w:t>
-            </w:r>
-          </w:p>
-        </w:tc>
-        <w:tc>
-          <w:tcPr>
-            <w:tcW w:type="dxa" w:w="1162"/>
-          </w:tcPr>
-          <w:p>
-            <w:pPr>
-              <w:spacing w:after="20"/>
-            </w:pPr>
-            <w:r>
-              <w:rPr>
-                <w:rFonts w:ascii="Montserrat" w:hAnsi="Montserrat"/>
-                <w:sz w:val="15"/>
-              </w:rPr>
-              <w:t>39</w:t>
-            </w:r>
-          </w:p>
-        </w:tc>
-        <w:tc>
-          <w:tcPr>
-            <w:tcW w:type="dxa" w:w="1162"/>
-          </w:tcPr>
-          <w:p>
-            <w:pPr>
-              <w:spacing w:after="20"/>
-            </w:pPr>
-            <w:r>
-              <w:rPr>
-                <w:rFonts w:ascii="Montserrat" w:hAnsi="Montserrat"/>
-                <w:sz w:val="15"/>
-              </w:rPr>
-              <w:t>Draft</w:t>
-            </w:r>
-          </w:p>
-        </w:tc>
-      </w:tr>
-      <w:tr>
-        <w:tc>
-          <w:tcPr>
-            <w:tcW w:type="dxa" w:w="1162"/>
-          </w:tcPr>
-          <w:p>
-            <w:pPr>
-              <w:spacing w:after="20"/>
-            </w:pPr>
-            <w:r>
-              <w:rPr>
-                <w:rFonts w:ascii="Montserrat" w:hAnsi="Montserrat"/>
-                <w:sz w:val="15"/>
-              </w:rPr>
-              <w:t>7</w:t>
-            </w:r>
-          </w:p>
-        </w:tc>
-        <w:tc>
-          <w:tcPr>
-            <w:tcW w:type="dxa" w:w="1162"/>
-          </w:tcPr>
-          <w:p>
-            <w:pPr>
-              <w:spacing w:after="20"/>
-            </w:pPr>
-            <w:r>
-              <w:rPr>
-                <w:rFonts w:ascii="Montserrat" w:hAnsi="Montserrat"/>
-                <w:sz w:val="15"/>
-              </w:rPr>
-              <w:t>ops-021</w:t>
-            </w:r>
-          </w:p>
-        </w:tc>
-        <w:tc>
-          <w:tcPr>
-            <w:tcW w:type="dxa" w:w="1162"/>
-          </w:tcPr>
-          <w:p>
-            <w:pPr>
-              <w:spacing w:after="20"/>
-            </w:pPr>
-            <w:r>
-              <w:rPr>
-                <w:rFonts w:ascii="Montserrat" w:hAnsi="Montserrat"/>
-                <w:sz w:val="15"/>
-              </w:rPr>
-              <w:t>labeled_diagram</w:t>
-            </w:r>
-          </w:p>
-        </w:tc>
-        <w:tc>
-          <w:tcPr>
-            <w:tcW w:type="dxa" w:w="1162"/>
-          </w:tcPr>
-          <w:p>
-            <w:pPr>
-              <w:spacing w:after="20"/>
-            </w:pPr>
-            <w:r>
-              <w:rPr>
-                <w:rFonts w:ascii="Montserrat" w:hAnsi="Montserrat"/>
-                <w:sz w:val="15"/>
-              </w:rPr>
-              <w:t>N</w:t>
-            </w:r>
-          </w:p>
-        </w:tc>
-        <w:tc>
-          <w:tcPr>
-            <w:tcW w:type="dxa" w:w="1162"/>
-          </w:tcPr>
-          <w:p>
-            <w:pPr>
-              <w:spacing w:after="20"/>
-            </w:pPr>
-            <w:r>
-              <w:rPr>
-                <w:rFonts w:ascii="Montserrat" w:hAnsi="Montserrat"/>
-                <w:sz w:val="15"/>
-              </w:rPr>
-              <w:t>0</w:t>
-            </w:r>
-          </w:p>
-        </w:tc>
-        <w:tc>
-          <w:tcPr>
-            <w:tcW w:type="dxa" w:w="1162"/>
-          </w:tcPr>
-          <w:p>
-            <w:pPr>
-              <w:spacing w:after="20"/>
-            </w:pPr>
-            <w:r>
-              <w:rPr>
-                <w:rFonts w:ascii="Montserrat" w:hAnsi="Montserrat"/>
-                <w:sz w:val="15"/>
-              </w:rPr>
-              <w:t>25</w:t>
-            </w:r>
-          </w:p>
-        </w:tc>
-        <w:tc>
-          <w:tcPr>
-            <w:tcW w:type="dxa" w:w="1162"/>
-          </w:tcPr>
-          <w:p>
-            <w:pPr>
-              <w:spacing w:after="20"/>
-            </w:pPr>
-            <w:r>
-              <w:rPr>
-                <w:rFonts w:ascii="Montserrat" w:hAnsi="Montserrat"/>
-                <w:sz w:val="15"/>
-              </w:rPr>
-              <w:t>59</w:t>
-            </w:r>
-          </w:p>
-        </w:tc>
-        <w:tc>
-          <w:tcPr>
-            <w:tcW w:type="dxa" w:w="1162"/>
-          </w:tcPr>
-          <w:p>
-            <w:pPr>
-              <w:spacing w:after="20"/>
-            </w:pPr>
-            <w:r>
-              <w:rPr>
-                <w:rFonts w:ascii="Montserrat" w:hAnsi="Montserrat"/>
-                <w:sz w:val="15"/>
-              </w:rPr>
-              <w:t>25</w:t>
-            </w:r>
-          </w:p>
-        </w:tc>
-        <w:tc>
-          <w:tcPr>
-            <w:tcW w:type="dxa" w:w="1162"/>
-          </w:tcPr>
-          <w:p>
-            <w:pPr>
-              <w:spacing w:after="20"/>
-            </w:pPr>
-            <w:r>
-              <w:rPr>
-                <w:rFonts w:ascii="Montserrat" w:hAnsi="Montserrat"/>
-                <w:sz w:val="15"/>
-              </w:rPr>
-              <w:t>Draft</w:t>
-            </w:r>
-          </w:p>
-        </w:tc>
-      </w:tr>
-      <w:tr>
-        <w:tc>
-          <w:tcPr>
-            <w:tcW w:type="dxa" w:w="1162"/>
-          </w:tcPr>
-          <w:p>
-            <w:pPr>
-              <w:spacing w:after="20"/>
-            </w:pPr>
-            <w:r>
-              <w:rPr>
-                <w:rFonts w:ascii="Montserrat" w:hAnsi="Montserrat"/>
-                <w:sz w:val="15"/>
-              </w:rPr>
-              <w:t>8</w:t>
-            </w:r>
-          </w:p>
-        </w:tc>
-        <w:tc>
-          <w:tcPr>
-            <w:tcW w:type="dxa" w:w="1162"/>
-          </w:tcPr>
-          <w:p>
-            <w:pPr>
-              <w:spacing w:after="20"/>
-            </w:pPr>
-            <w:r>
-              <w:rPr>
-                <w:rFonts w:ascii="Montserrat" w:hAnsi="Montserrat"/>
-                <w:sz w:val="15"/>
-              </w:rPr>
-              <w:t>ops-022</w:t>
-            </w:r>
-          </w:p>
-        </w:tc>
-        <w:tc>
-          <w:tcPr>
-            <w:tcW w:type="dxa" w:w="1162"/>
-          </w:tcPr>
-          <w:p>
-            <w:pPr>
-              <w:spacing w:after="20"/>
-            </w:pPr>
-            <w:r>
-              <w:rPr>
-                <w:rFonts w:ascii="Montserrat" w:hAnsi="Montserrat"/>
-                <w:sz w:val="15"/>
-              </w:rPr>
-              <w:t>flashcards</w:t>
-            </w:r>
-          </w:p>
-        </w:tc>
-        <w:tc>
-          <w:tcPr>
-            <w:tcW w:type="dxa" w:w="1162"/>
-          </w:tcPr>
-          <w:p>
-            <w:pPr>
-              <w:spacing w:after="20"/>
-            </w:pPr>
-            <w:r>
-              <w:rPr>
-                <w:rFonts w:ascii="Montserrat" w:hAnsi="Montserrat"/>
-                <w:sz w:val="15"/>
-              </w:rPr>
-              <w:t>N</w:t>
-            </w:r>
-          </w:p>
-        </w:tc>
-        <w:tc>
-          <w:tcPr>
-            <w:tcW w:type="dxa" w:w="1162"/>
-          </w:tcPr>
-          <w:p>
-            <w:pPr>
-              <w:spacing w:after="20"/>
-            </w:pPr>
-            <w:r>
-              <w:rPr>
-                <w:rFonts w:ascii="Montserrat" w:hAnsi="Montserrat"/>
-                <w:sz w:val="15"/>
-              </w:rPr>
-              <w:t>0</w:t>
-            </w:r>
-          </w:p>
-        </w:tc>
-        <w:tc>
-          <w:tcPr>
-            <w:tcW w:type="dxa" w:w="1162"/>
-          </w:tcPr>
-          <w:p>
-            <w:pPr>
-              <w:spacing w:after="20"/>
-            </w:pPr>
-            <w:r>
-              <w:rPr>
-                <w:rFonts w:ascii="Montserrat" w:hAnsi="Montserrat"/>
-                <w:sz w:val="15"/>
-              </w:rPr>
-              <w:t>10</w:t>
-            </w:r>
-          </w:p>
-        </w:tc>
-        <w:tc>
-          <w:tcPr>
-            <w:tcW w:type="dxa" w:w="1162"/>
-          </w:tcPr>
-          <w:p>
-            <w:pPr>
-              <w:spacing w:after="20"/>
-            </w:pPr>
-            <w:r>
-              <w:rPr>
-                <w:rFonts w:ascii="Montserrat" w:hAnsi="Montserrat"/>
-                <w:sz w:val="15"/>
-              </w:rPr>
-              <w:t>35</w:t>
-            </w:r>
-          </w:p>
-        </w:tc>
-        <w:tc>
-          <w:tcPr>
-            <w:tcW w:type="dxa" w:w="1162"/>
-          </w:tcPr>
-          <w:p>
-            <w:pPr>
-              <w:spacing w:after="20"/>
-            </w:pPr>
-            <w:r>
-              <w:rPr>
-                <w:rFonts w:ascii="Montserrat" w:hAnsi="Montserrat"/>
-                <w:sz w:val="15"/>
-              </w:rPr>
-              <w:t>15</w:t>
-            </w:r>
-          </w:p>
-        </w:tc>
-        <w:tc>
-          <w:tcPr>
-            <w:tcW w:type="dxa" w:w="1162"/>
-          </w:tcPr>
-          <w:p>
-            <w:pPr>
-              <w:spacing w:after="20"/>
-            </w:pPr>
-            <w:r>
-              <w:rPr>
-                <w:rFonts w:ascii="Montserrat" w:hAnsi="Montserrat"/>
-                <w:sz w:val="15"/>
-              </w:rPr>
-              <w:t>Draft</w:t>
-            </w:r>
-          </w:p>
-        </w:tc>
-      </w:tr>
-      <w:tr>
-        <w:tc>
-          <w:tcPr>
-            <w:tcW w:type="dxa" w:w="1162"/>
-          </w:tcPr>
-          <w:p>
-            <w:pPr>
-              <w:spacing w:after="20"/>
-            </w:pPr>
-            <w:r>
-              <w:rPr>
-                <w:rFonts w:ascii="Montserrat" w:hAnsi="Montserrat"/>
-                <w:sz w:val="15"/>
-              </w:rPr>
-              <w:t>9</w:t>
-            </w:r>
-          </w:p>
-        </w:tc>
-        <w:tc>
-          <w:tcPr>
-            <w:tcW w:type="dxa" w:w="1162"/>
-          </w:tcPr>
-          <w:p>
-            <w:pPr>
-              <w:spacing w:after="20"/>
-            </w:pPr>
-            <w:r>
-              <w:rPr>
-                <w:rFonts w:ascii="Montserrat" w:hAnsi="Montserrat"/>
-                <w:sz w:val="15"/>
-              </w:rPr>
-              <w:t>ops-030</w:t>
-            </w:r>
-          </w:p>
-        </w:tc>
-        <w:tc>
-          <w:tcPr>
-            <w:tcW w:type="dxa" w:w="1162"/>
-          </w:tcPr>
-          <w:p>
-            <w:pPr>
-              <w:spacing w:after="20"/>
-            </w:pPr>
-            <w:r>
-              <w:rPr>
-                <w:rFonts w:ascii="Montserrat" w:hAnsi="Montserrat"/>
-                <w:sz w:val="15"/>
-              </w:rPr>
-              <w:t>drag_drop</w:t>
-            </w:r>
-          </w:p>
-        </w:tc>
-        <w:tc>
-          <w:tcPr>
-            <w:tcW w:type="dxa" w:w="1162"/>
-          </w:tcPr>
-          <w:p>
-            <w:pPr>
-              <w:spacing w:after="20"/>
-            </w:pPr>
-            <w:r>
-              <w:rPr>
-                <w:rFonts w:ascii="Montserrat" w:hAnsi="Montserrat"/>
-                <w:sz w:val="15"/>
-              </w:rPr>
-              <w:t>Y</w:t>
-            </w:r>
-          </w:p>
-        </w:tc>
-        <w:tc>
-          <w:tcPr>
-            <w:tcW w:type="dxa" w:w="1162"/>
-          </w:tcPr>
-          <w:p>
-            <w:pPr>
-              <w:spacing w:after="20"/>
-            </w:pPr>
-            <w:r>
-              <w:rPr>
-                <w:rFonts w:ascii="Montserrat" w:hAnsi="Montserrat"/>
-                <w:sz w:val="15"/>
-              </w:rPr>
-              <w:t>15</w:t>
-            </w:r>
-          </w:p>
-        </w:tc>
-        <w:tc>
-          <w:tcPr>
-            <w:tcW w:type="dxa" w:w="1162"/>
-          </w:tcPr>
-          <w:p>
-            <w:pPr>
-              <w:spacing w:after="20"/>
-            </w:pPr>
-            <w:r>
-              <w:rPr>
-                <w:rFonts w:ascii="Montserrat" w:hAnsi="Montserrat"/>
-                <w:sz w:val="15"/>
-              </w:rPr>
-              <w:t>32</w:t>
-            </w:r>
-          </w:p>
-        </w:tc>
-        <w:tc>
-          <w:tcPr>
-            <w:tcW w:type="dxa" w:w="1162"/>
-          </w:tcPr>
-          <w:p>
-            <w:pPr>
-              <w:spacing w:after="20"/>
-            </w:pPr>
-            <w:r>
-              <w:rPr>
-                <w:rFonts w:ascii="Montserrat" w:hAnsi="Montserrat"/>
-                <w:sz w:val="15"/>
-              </w:rPr>
-              <w:t>18</w:t>
-            </w:r>
-          </w:p>
-        </w:tc>
-        <w:tc>
-          <w:tcPr>
-            <w:tcW w:type="dxa" w:w="1162"/>
-          </w:tcPr>
-          <w:p>
-            <w:pPr>
-              <w:spacing w:after="20"/>
-            </w:pPr>
-            <w:r>
-              <w:rPr>
-                <w:rFonts w:ascii="Montserrat" w:hAnsi="Montserrat"/>
-                <w:sz w:val="15"/>
-              </w:rPr>
-              <w:t>8</w:t>
-            </w:r>
-          </w:p>
-        </w:tc>
-        <w:tc>
-          <w:tcPr>
-            <w:tcW w:type="dxa" w:w="1162"/>
-          </w:tcPr>
-          <w:p>
-            <w:pPr>
-              <w:spacing w:after="20"/>
-            </w:pPr>
-            <w:r>
-              <w:rPr>
-                <w:rFonts w:ascii="Montserrat" w:hAnsi="Montserrat"/>
-                <w:sz w:val="15"/>
-              </w:rPr>
-              <w:t>Draft</w:t>
-            </w:r>
-          </w:p>
-        </w:tc>
-      </w:tr>
-      <w:tr>
-        <w:tc>
-          <w:tcPr>
-            <w:tcW w:type="dxa" w:w="1162"/>
-          </w:tcPr>
-          <w:p>
-            <w:pPr>
-              <w:spacing w:after="20"/>
-            </w:pPr>
-            <w:r>
-              <w:rPr>
-                <w:rFonts w:ascii="Montserrat" w:hAnsi="Montserrat"/>
-                <w:sz w:val="15"/>
-              </w:rPr>
-              <w:t>10</w:t>
-            </w:r>
-          </w:p>
-        </w:tc>
-        <w:tc>
-          <w:tcPr>
-            <w:tcW w:type="dxa" w:w="1162"/>
-          </w:tcPr>
-          <w:p>
-            <w:pPr>
-              <w:spacing w:after="20"/>
-            </w:pPr>
-            <w:r>
-              <w:rPr>
-                <w:rFonts w:ascii="Montserrat" w:hAnsi="Montserrat"/>
-                <w:sz w:val="15"/>
-              </w:rPr>
-              <w:t>ops-031</w:t>
-            </w:r>
-          </w:p>
-        </w:tc>
-        <w:tc>
-          <w:tcPr>
-            <w:tcW w:type="dxa" w:w="1162"/>
-          </w:tcPr>
-          <w:p>
-            <w:pPr>
-              <w:spacing w:after="20"/>
-            </w:pPr>
-            <w:r>
-              <w:rPr>
-                <w:rFonts w:ascii="Montserrat" w:hAnsi="Montserrat"/>
-                <w:sz w:val="15"/>
-              </w:rPr>
-              <w:t>decision_scenario</w:t>
-            </w:r>
-          </w:p>
-        </w:tc>
-        <w:tc>
-          <w:tcPr>
-            <w:tcW w:type="dxa" w:w="1162"/>
-          </w:tcPr>
-          <w:p>
-            <w:pPr>
-              <w:spacing w:after="20"/>
-            </w:pPr>
-            <w:r>
-              <w:rPr>
-                <w:rFonts w:ascii="Montserrat" w:hAnsi="Montserrat"/>
-                <w:sz w:val="15"/>
-              </w:rPr>
-              <w:t>Y</w:t>
-            </w:r>
-          </w:p>
-        </w:tc>
-        <w:tc>
-          <w:tcPr>
-            <w:tcW w:type="dxa" w:w="1162"/>
-          </w:tcPr>
-          <w:p>
-            <w:pPr>
-              <w:spacing w:after="20"/>
-            </w:pPr>
-            <w:r>
-              <w:rPr>
-                <w:rFonts w:ascii="Montserrat" w:hAnsi="Montserrat"/>
-                <w:sz w:val="15"/>
-              </w:rPr>
-              <w:t>20</w:t>
-            </w:r>
-          </w:p>
-        </w:tc>
-        <w:tc>
-          <w:tcPr>
-            <w:tcW w:type="dxa" w:w="1162"/>
-          </w:tcPr>
-          <w:p>
-            <w:pPr>
-              <w:spacing w:after="20"/>
-            </w:pPr>
-            <w:r>
-              <w:rPr>
-                <w:rFonts w:ascii="Montserrat" w:hAnsi="Montserrat"/>
-                <w:sz w:val="15"/>
-              </w:rPr>
-              <w:t>37</w:t>
-            </w:r>
-          </w:p>
-        </w:tc>
-        <w:tc>
-          <w:tcPr>
-            <w:tcW w:type="dxa" w:w="1162"/>
-          </w:tcPr>
-          <w:p>
-            <w:pPr>
-              <w:spacing w:after="20"/>
-            </w:pPr>
-            <w:r>
-              <w:rPr>
-                <w:rFonts w:ascii="Montserrat" w:hAnsi="Montserrat"/>
-                <w:sz w:val="15"/>
-              </w:rPr>
-              <w:t>31</w:t>
-            </w:r>
-          </w:p>
-        </w:tc>
-        <w:tc>
-          <w:tcPr>
-            <w:tcW w:type="dxa" w:w="1162"/>
-          </w:tcPr>
-          <w:p>
-            <w:pPr>
-              <w:spacing w:after="20"/>
-            </w:pPr>
-            <w:r>
-              <w:rPr>
-                <w:rFonts w:ascii="Montserrat" w:hAnsi="Montserrat"/>
-                <w:sz w:val="15"/>
-              </w:rPr>
-              <w:t>13</w:t>
-            </w:r>
-          </w:p>
-        </w:tc>
-        <w:tc>
-          <w:tcPr>
-            <w:tcW w:type="dxa" w:w="1162"/>
-          </w:tcPr>
-          <w:p>
-            <w:pPr>
-              <w:spacing w:after="20"/>
-            </w:pPr>
-            <w:r>
-              <w:rPr>
-                <w:rFonts w:ascii="Montserrat" w:hAnsi="Montserrat"/>
-                <w:sz w:val="15"/>
-              </w:rPr>
-              <w:t>Draft</w:t>
-            </w:r>
-          </w:p>
-        </w:tc>
-      </w:tr>
-      <w:tr>
-        <w:tc>
-          <w:tcPr>
-            <w:tcW w:type="dxa" w:w="1162"/>
-          </w:tcPr>
-          <w:p>
-            <w:pPr>
-              <w:spacing w:after="20"/>
-            </w:pPr>
-            <w:r>
-              <w:rPr>
-                <w:rFonts w:ascii="Montserrat" w:hAnsi="Montserrat"/>
-                <w:sz w:val="15"/>
-              </w:rPr>
-              <w:t>11</w:t>
-            </w:r>
-          </w:p>
-        </w:tc>
-        <w:tc>
-          <w:tcPr>
-            <w:tcW w:type="dxa" w:w="1162"/>
-          </w:tcPr>
-          <w:p>
-            <w:pPr>
-              <w:spacing w:after="20"/>
-            </w:pPr>
-            <w:r>
-              <w:rPr>
-                <w:rFonts w:ascii="Montserrat" w:hAnsi="Montserrat"/>
-                <w:sz w:val="15"/>
-              </w:rPr>
-              <w:t>ops-032</w:t>
-            </w:r>
-          </w:p>
-        </w:tc>
-        <w:tc>
-          <w:tcPr>
-            <w:tcW w:type="dxa" w:w="1162"/>
-          </w:tcPr>
-          <w:p>
-            <w:pPr>
-              <w:spacing w:after="20"/>
-            </w:pPr>
-            <w:r>
-              <w:rPr>
-                <w:rFonts w:ascii="Montserrat" w:hAnsi="Montserrat"/>
-                <w:sz w:val="15"/>
-              </w:rPr>
-              <w:t>mcq</w:t>
-            </w:r>
-          </w:p>
-        </w:tc>
-        <w:tc>
-          <w:tcPr>
-            <w:tcW w:type="dxa" w:w="1162"/>
-          </w:tcPr>
-          <w:p>
-            <w:pPr>
-              <w:spacing w:after="20"/>
-            </w:pPr>
-            <w:r>
-              <w:rPr>
-                <w:rFonts w:ascii="Montserrat" w:hAnsi="Montserrat"/>
-                <w:sz w:val="15"/>
-              </w:rPr>
-              <w:t>Y</w:t>
-            </w:r>
-          </w:p>
-        </w:tc>
-        <w:tc>
-          <w:tcPr>
-            <w:tcW w:type="dxa" w:w="1162"/>
-          </w:tcPr>
-          <w:p>
-            <w:pPr>
-              <w:spacing w:after="20"/>
-            </w:pPr>
-            <w:r>
-              <w:rPr>
-                <w:rFonts w:ascii="Montserrat" w:hAnsi="Montserrat"/>
-                <w:sz w:val="15"/>
-              </w:rPr>
-              <w:t>5</w:t>
-            </w:r>
-          </w:p>
-        </w:tc>
-        <w:tc>
-          <w:tcPr>
-            <w:tcW w:type="dxa" w:w="1162"/>
-          </w:tcPr>
-          <w:p>
-            <w:pPr>
-              <w:spacing w:after="20"/>
-            </w:pPr>
-            <w:r>
-              <w:rPr>
-                <w:rFonts w:ascii="Montserrat" w:hAnsi="Montserrat"/>
-                <w:sz w:val="15"/>
-              </w:rPr>
-              <w:t>21</w:t>
-            </w:r>
-          </w:p>
-        </w:tc>
-        <w:tc>
-          <w:tcPr>
-            <w:tcW w:type="dxa" w:w="1162"/>
-          </w:tcPr>
-          <w:p>
-            <w:pPr>
-              <w:spacing w:after="20"/>
-            </w:pPr>
-            <w:r>
-              <w:rPr>
-                <w:rFonts w:ascii="Montserrat" w:hAnsi="Montserrat"/>
-                <w:sz w:val="15"/>
-              </w:rPr>
-              <w:t>18</w:t>
-            </w:r>
-          </w:p>
-        </w:tc>
-        <w:tc>
-          <w:tcPr>
-            <w:tcW w:type="dxa" w:w="1162"/>
-          </w:tcPr>
-          <w:p>
-            <w:pPr>
-              <w:spacing w:after="20"/>
-            </w:pPr>
-            <w:r>
-              <w:rPr>
-                <w:rFonts w:ascii="Montserrat" w:hAnsi="Montserrat"/>
-                <w:sz w:val="15"/>
-              </w:rPr>
-              <w:t>8</w:t>
-            </w:r>
-          </w:p>
-        </w:tc>
-        <w:tc>
-          <w:tcPr>
-            <w:tcW w:type="dxa" w:w="1162"/>
-          </w:tcPr>
-          <w:p>
-            <w:pPr>
-              <w:spacing w:after="20"/>
-            </w:pPr>
-            <w:r>
-              <w:rPr>
-                <w:rFonts w:ascii="Montserrat" w:hAnsi="Montserrat"/>
-                <w:sz w:val="15"/>
-              </w:rPr>
-              <w:t>Draft</w:t>
-            </w:r>
-          </w:p>
-        </w:tc>
-      </w:tr>
-      <w:tr>
-        <w:tc>
-          <w:tcPr>
-            <w:tcW w:type="dxa" w:w="1162"/>
-          </w:tcPr>
-          <w:p>
-            <w:pPr>
-              <w:spacing w:after="20"/>
-            </w:pPr>
-            <w:r>
-              <w:rPr>
-                <w:rFonts w:ascii="Montserrat" w:hAnsi="Montserrat"/>
-                <w:sz w:val="15"/>
-              </w:rPr>
-              <w:t>12</w:t>
-            </w:r>
-          </w:p>
-        </w:tc>
-        <w:tc>
-          <w:tcPr>
-            <w:tcW w:type="dxa" w:w="1162"/>
-          </w:tcPr>
-          <w:p>
-            <w:pPr>
-              <w:spacing w:after="20"/>
-            </w:pPr>
-            <w:r>
-              <w:rPr>
-                <w:rFonts w:ascii="Montserrat" w:hAnsi="Montserrat"/>
-                <w:sz w:val="15"/>
-              </w:rPr>
-              <w:t>ops-033</w:t>
-            </w:r>
-          </w:p>
-        </w:tc>
-        <w:tc>
-          <w:tcPr>
-            <w:tcW w:type="dxa" w:w="1162"/>
-          </w:tcPr>
-          <w:p>
-            <w:pPr>
-              <w:spacing w:after="20"/>
-            </w:pPr>
-            <w:r>
-              <w:rPr>
-                <w:rFonts w:ascii="Montserrat" w:hAnsi="Montserrat"/>
-                <w:sz w:val="15"/>
-              </w:rPr>
-              <w:t>matching</w:t>
-            </w:r>
-          </w:p>
-        </w:tc>
-        <w:tc>
-          <w:tcPr>
-            <w:tcW w:type="dxa" w:w="1162"/>
-          </w:tcPr>
-          <w:p>
-            <w:pPr>
-              <w:spacing w:after="20"/>
-            </w:pPr>
-            <w:r>
-              <w:rPr>
-                <w:rFonts w:ascii="Montserrat" w:hAnsi="Montserrat"/>
-                <w:sz w:val="15"/>
-              </w:rPr>
-              <w:t>Y</w:t>
-            </w:r>
-          </w:p>
-        </w:tc>
-        <w:tc>
-          <w:tcPr>
-            <w:tcW w:type="dxa" w:w="1162"/>
-          </w:tcPr>
-          <w:p>
-            <w:pPr>
-              <w:spacing w:after="20"/>
-            </w:pPr>
-            <w:r>
-              <w:rPr>
-                <w:rFonts w:ascii="Montserrat" w:hAnsi="Montserrat"/>
-                <w:sz w:val="15"/>
-              </w:rPr>
-              <w:t>10</w:t>
-            </w:r>
-          </w:p>
-        </w:tc>
-        <w:tc>
-          <w:tcPr>
-            <w:tcW w:type="dxa" w:w="1162"/>
-          </w:tcPr>
-          <w:p>
-            <w:pPr>
-              <w:spacing w:after="20"/>
-            </w:pPr>
-            <w:r>
-              <w:rPr>
-                <w:rFonts w:ascii="Montserrat" w:hAnsi="Montserrat"/>
-                <w:sz w:val="15"/>
-              </w:rPr>
-              <w:t>31</w:t>
-            </w:r>
-          </w:p>
-        </w:tc>
-        <w:tc>
-          <w:tcPr>
-            <w:tcW w:type="dxa" w:w="1162"/>
-          </w:tcPr>
-          <w:p>
-            <w:pPr>
-              <w:spacing w:after="20"/>
-            </w:pPr>
-            <w:r>
-              <w:rPr>
-                <w:rFonts w:ascii="Montserrat" w:hAnsi="Montserrat"/>
-                <w:sz w:val="15"/>
-              </w:rPr>
-              <w:t>18</w:t>
-            </w:r>
-          </w:p>
-        </w:tc>
-        <w:tc>
-          <w:tcPr>
-            <w:tcW w:type="dxa" w:w="1162"/>
-          </w:tcPr>
-          <w:p>
-            <w:pPr>
-              <w:spacing w:after="20"/>
-            </w:pPr>
-            <w:r>
-              <w:rPr>
-                <w:rFonts w:ascii="Montserrat" w:hAnsi="Montserrat"/>
-                <w:sz w:val="15"/>
-              </w:rPr>
-              <w:t>8</w:t>
-            </w:r>
-          </w:p>
-        </w:tc>
-        <w:tc>
-          <w:tcPr>
-            <w:tcW w:type="dxa" w:w="1162"/>
-          </w:tcPr>
-          <w:p>
-            <w:pPr>
-              <w:spacing w:after="20"/>
-            </w:pPr>
-            <w:r>
-              <w:rPr>
-                <w:rFonts w:ascii="Montserrat" w:hAnsi="Montserrat"/>
-                <w:sz w:val="15"/>
-              </w:rPr>
-              <w:t>Draft</w:t>
-            </w:r>
-          </w:p>
-        </w:tc>
-      </w:tr>
-      <w:tr>
-        <w:tc>
-          <w:tcPr>
-            <w:tcW w:type="dxa" w:w="1162"/>
-          </w:tcPr>
-          <w:p>
-            <w:pPr>
-              <w:spacing w:after="20"/>
-            </w:pPr>
-            <w:r>
-              <w:rPr>
-                <w:rFonts w:ascii="Montserrat" w:hAnsi="Montserrat"/>
-                <w:sz w:val="15"/>
-              </w:rPr>
-              <w:t>13</w:t>
-            </w:r>
-          </w:p>
-        </w:tc>
-        <w:tc>
-          <w:tcPr>
-            <w:tcW w:type="dxa" w:w="1162"/>
-          </w:tcPr>
-          <w:p>
-            <w:pPr>
-              <w:spacing w:after="20"/>
-            </w:pPr>
-            <w:r>
-              <w:rPr>
-                <w:rFonts w:ascii="Montserrat" w:hAnsi="Montserrat"/>
-                <w:sz w:val="15"/>
-              </w:rPr>
-              <w:t>ops-090</w:t>
-            </w:r>
-          </w:p>
-        </w:tc>
-        <w:tc>
-          <w:tcPr>
-            <w:tcW w:type="dxa" w:w="1162"/>
-          </w:tcPr>
-          <w:p>
-            <w:pPr>
-              <w:spacing w:after="20"/>
-            </w:pPr>
-            <w:r>
-              <w:rPr>
-                <w:rFonts w:ascii="Montserrat" w:hAnsi="Montserrat"/>
-                <w:sz w:val="15"/>
-              </w:rPr>
-              <w:t>summary</w:t>
-            </w:r>
-          </w:p>
-        </w:tc>
-        <w:tc>
-          <w:tcPr>
-            <w:tcW w:type="dxa" w:w="1162"/>
-          </w:tcPr>
-          <w:p>
-            <w:pPr>
-              <w:spacing w:after="20"/>
-            </w:pPr>
-            <w:r>
-              <w:rPr>
-                <w:rFonts w:ascii="Montserrat" w:hAnsi="Montserrat"/>
-                <w:sz w:val="15"/>
-              </w:rPr>
-              <w:t>N</w:t>
-            </w:r>
-          </w:p>
-        </w:tc>
-        <w:tc>
-          <w:tcPr>
-            <w:tcW w:type="dxa" w:w="1162"/>
-          </w:tcPr>
-          <w:p>
-            <w:pPr>
-              <w:spacing w:after="20"/>
-            </w:pPr>
-            <w:r>
-              <w:rPr>
-                <w:rFonts w:ascii="Montserrat" w:hAnsi="Montserrat"/>
-                <w:sz w:val="15"/>
-              </w:rPr>
-              <w:t>0</w:t>
-            </w:r>
-          </w:p>
-        </w:tc>
-        <w:tc>
-          <w:tcPr>
-            <w:tcW w:type="dxa" w:w="1162"/>
-          </w:tcPr>
-          <w:p>
-            <w:pPr>
-              <w:spacing w:after="20"/>
-            </w:pPr>
-            <w:r>
-              <w:rPr>
-                <w:rFonts w:ascii="Montserrat" w:hAnsi="Montserrat"/>
-                <w:sz w:val="15"/>
-              </w:rPr>
-              <w:t>17</w:t>
-            </w:r>
-          </w:p>
-        </w:tc>
-        <w:tc>
-          <w:tcPr>
-            <w:tcW w:type="dxa" w:w="1162"/>
-          </w:tcPr>
-          <w:p>
-            <w:pPr>
-              <w:spacing w:after="20"/>
-            </w:pPr>
-            <w:r>
-              <w:rPr>
-                <w:rFonts w:ascii="Montserrat" w:hAnsi="Montserrat"/>
-                <w:sz w:val="15"/>
-              </w:rPr>
-              <w:t>45</w:t>
-            </w:r>
-          </w:p>
-        </w:tc>
-        <w:tc>
-          <w:tcPr>
-            <w:tcW w:type="dxa" w:w="1162"/>
-          </w:tcPr>
-          <w:p>
-            <w:pPr>
-              <w:spacing w:after="20"/>
-            </w:pPr>
-            <w:r>
-              <w:rPr>
-                <w:rFonts w:ascii="Montserrat" w:hAnsi="Montserrat"/>
-                <w:sz w:val="15"/>
-              </w:rPr>
-              <w:t>19</w:t>
-            </w:r>
-          </w:p>
-        </w:tc>
-        <w:tc>
-          <w:tcPr>
-            <w:tcW w:type="dxa" w:w="1162"/>
-          </w:tcPr>
-          <w:p>
-            <w:pPr>
-              <w:spacing w:after="20"/>
-            </w:pPr>
-            <w:r>
-              <w:rPr>
-                <w:rFonts w:ascii="Montserrat" w:hAnsi="Montserrat"/>
-                <w:sz w:val="15"/>
-              </w:rPr>
-              <w:t>Draft</w:t>
-            </w:r>
-          </w:p>
-        </w:tc>
-      </w:tr>
-      <w:tr>
-        <w:tc>
-          <w:tcPr>
-            <w:tcW w:type="dxa" w:w="1162"/>
-          </w:tcPr>
-          <w:p>
-            <w:pPr>
-              <w:spacing w:after="20"/>
-            </w:pPr>
-            <w:r>
-              <w:rPr>
-                <w:rFonts w:ascii="Montserrat" w:hAnsi="Montserrat"/>
-                <w:sz w:val="15"/>
-              </w:rPr>
-            </w:r>
-          </w:p>
-        </w:tc>
-        <w:tc>
-          <w:tcPr>
-            <w:tcW w:type="dxa" w:w="1162"/>
-          </w:tcPr>
-          <w:p>
-            <w:pPr>
-              <w:spacing w:after="20"/>
-            </w:pPr>
-            <w:r>
-              <w:rPr>
-                <w:rFonts w:ascii="Montserrat" w:hAnsi="Montserrat"/>
-                <w:sz w:val="15"/>
-              </w:rPr>
-              <w:t>Totals</w:t>
-            </w:r>
-          </w:p>
-        </w:tc>
-        <w:tc>
-          <w:tcPr>
-            <w:tcW w:type="dxa" w:w="1162"/>
-          </w:tcPr>
-          <w:p>
-            <w:pPr>
-              <w:spacing w:after="20"/>
-            </w:pPr>
-            <w:r>
-              <w:rPr>
-                <w:rFonts w:ascii="Montserrat" w:hAnsi="Montserrat"/>
-                <w:sz w:val="15"/>
-              </w:rPr>
-            </w:r>
-          </w:p>
-        </w:tc>
-        <w:tc>
-          <w:tcPr>
-            <w:tcW w:type="dxa" w:w="1162"/>
-          </w:tcPr>
-          <w:p>
-            <w:pPr>
-              <w:spacing w:after="20"/>
-            </w:pPr>
-            <w:r>
-              <w:rPr>
-                <w:rFonts w:ascii="Montserrat" w:hAnsi="Montserrat"/>
-                <w:sz w:val="15"/>
-              </w:rPr>
-              <w:t>4</w:t>
-            </w:r>
-          </w:p>
-        </w:tc>
-        <w:tc>
-          <w:tcPr>
-            <w:tcW w:type="dxa" w:w="1162"/>
-          </w:tcPr>
-          <w:p>
-            <w:pPr>
-              <w:spacing w:after="20"/>
-            </w:pPr>
-            <w:r>
-              <w:rPr>
-                <w:rFonts w:ascii="Montserrat" w:hAnsi="Montserrat"/>
-                <w:sz w:val="15"/>
-              </w:rPr>
-              <w:t>50</w:t>
-            </w:r>
-          </w:p>
-        </w:tc>
-        <w:tc>
-          <w:tcPr>
-            <w:tcW w:type="dxa" w:w="1162"/>
-          </w:tcPr>
-          <w:p>
-            <w:pPr>
-              <w:spacing w:after="20"/>
-            </w:pPr>
-            <w:r>
-              <w:rPr>
-                <w:rFonts w:ascii="Montserrat" w:hAnsi="Montserrat"/>
-                <w:sz w:val="15"/>
-              </w:rPr>
-            </w:r>
-          </w:p>
-        </w:tc>
-        <w:tc>
-          <w:tcPr>
-            <w:tcW w:type="dxa" w:w="1162"/>
-          </w:tcPr>
-          <w:p>
-            <w:pPr>
-              <w:spacing w:after="20"/>
-            </w:pPr>
-            <w:r>
-              <w:rPr>
-                <w:rFonts w:ascii="Montserrat" w:hAnsi="Montserrat"/>
-                <w:sz w:val="15"/>
-              </w:rPr>
-              <w:t>615</w:t>
-            </w:r>
-          </w:p>
-        </w:tc>
-        <w:tc>
-          <w:tcPr>
-            <w:tcW w:type="dxa" w:w="1162"/>
-          </w:tcPr>
-          <w:p>
-            <w:pPr>
-              <w:spacing w:after="20"/>
-            </w:pPr>
-            <w:r>
-              <w:rPr>
-                <w:rFonts w:ascii="Montserrat" w:hAnsi="Montserrat"/>
-                <w:sz w:val="15"/>
-              </w:rPr>
-              <w:t>264 ≈ 4.4 min</w:t>
-            </w:r>
-          </w:p>
-        </w:tc>
-        <w:tc>
-          <w:tcPr>
-            <w:tcW w:type="dxa" w:w="1162"/>
-          </w:tcPr>
-          <w:p>
-            <w:pPr>
-              <w:spacing w:after="20"/>
-            </w:pPr>
-            <w:r>
-              <w:rPr>
-                <w:rFonts w:ascii="Montserrat" w:hAnsi="Montserrat"/>
-                <w:sz w:val="15"/>
-              </w:rPr>
-              <w:t>Draft</w:t>
-            </w:r>
-          </w:p>
-        </w:tc>
-      </w:tr>
     </w:tbl>
+    <w:p>
+      <w:pPr>
+        <w:pStyle w:val="Heading3"/>
+        <w:pageBreakBefore/>
+      </w:pPr>
+      <w:r>
+        <w:t>Narration authoring gaps</w:t>
+      </w:r>
+    </w:p>
+    <w:p>
+      <w:r>
+        <w:t>10 of 13 screens are below 70% of their Phase 3 target because generated narration is no longer padded (G11/C20). See narration-gaps.md for the worklist.</w:t>
+      </w:r>
+    </w:p>
     <w:p>
       <w:pPr>
         <w:pStyle w:val="Heading3"/>
@@ -35603,7 +35665,7 @@
                 <w:rFonts w:ascii="Montserrat" w:hAnsi="Montserrat"/>
                 <w:sz w:val="15"/>
               </w:rPr>
-              <w:t>ops-img-scenes-1..4</w:t>
+              <w:t>ops-img-scenes-1</w:t>
             </w:r>
           </w:p>
         </w:tc>
@@ -35707,7 +35769,423 @@
                 <w:rFonts w:ascii="Montserrat" w:hAnsi="Montserrat"/>
                 <w:sz w:val="15"/>
               </w:rPr>
-              <w:t>char-noor- / char-omar-</w:t>
+              <w:t>ops-img-scenes-2</w:t>
+            </w:r>
+          </w:p>
+        </w:tc>
+        <w:tc>
+          <w:tcPr>
+            <w:tcW w:type="dxa" w:w="1742"/>
+          </w:tcPr>
+          <w:p>
+            <w:pPr>
+              <w:spacing w:after="20"/>
+            </w:pPr>
+            <w:r>
+              <w:rPr>
+                <w:rFonts w:ascii="Montserrat" w:hAnsi="Montserrat"/>
+                <w:sz w:val="15"/>
+              </w:rPr>
+              <w:t>illustrations</w:t>
+            </w:r>
+          </w:p>
+        </w:tc>
+        <w:tc>
+          <w:tcPr>
+            <w:tcW w:type="dxa" w:w="1742"/>
+          </w:tcPr>
+          <w:p>
+            <w:pPr>
+              <w:spacing w:after="20"/>
+            </w:pPr>
+            <w:r>
+              <w:rPr>
+                <w:rFonts w:ascii="Montserrat" w:hAnsi="Montserrat"/>
+                <w:sz w:val="15"/>
+              </w:rPr>
+              <w:t>ops-031</w:t>
+            </w:r>
+          </w:p>
+        </w:tc>
+        <w:tc>
+          <w:tcPr>
+            <w:tcW w:type="dxa" w:w="1742"/>
+          </w:tcPr>
+          <w:p>
+            <w:pPr>
+              <w:spacing w:after="20"/>
+            </w:pPr>
+            <w:r>
+              <w:rPr>
+                <w:rFonts w:ascii="Montserrat" w:hAnsi="Montserrat"/>
+                <w:sz w:val="15"/>
+              </w:rPr>
+              <w:t>ai-generated</w:t>
+            </w:r>
+          </w:p>
+        </w:tc>
+        <w:tc>
+          <w:tcPr>
+            <w:tcW w:type="dxa" w:w="1742"/>
+          </w:tcPr>
+          <w:p>
+            <w:pPr>
+              <w:spacing w:after="20"/>
+            </w:pPr>
+            <w:r>
+              <w:rPr>
+                <w:rFonts w:ascii="Montserrat" w:hAnsi="Montserrat"/>
+                <w:sz w:val="15"/>
+              </w:rPr>
+              <w:t>Yes</w:t>
+            </w:r>
+          </w:p>
+        </w:tc>
+        <w:tc>
+          <w:tcPr>
+            <w:tcW w:type="dxa" w:w="1742"/>
+          </w:tcPr>
+          <w:p>
+            <w:pPr>
+              <w:spacing w:after="20"/>
+            </w:pPr>
+            <w:r>
+              <w:rPr>
+                <w:rFonts w:ascii="Montserrat" w:hAnsi="Montserrat"/>
+                <w:sz w:val="15"/>
+              </w:rPr>
+              <w:t>Planned</w:t>
+            </w:r>
+          </w:p>
+        </w:tc>
+      </w:tr>
+      <w:tr>
+        <w:tc>
+          <w:tcPr>
+            <w:tcW w:type="dxa" w:w="1742"/>
+          </w:tcPr>
+          <w:p>
+            <w:pPr>
+              <w:spacing w:after="20"/>
+            </w:pPr>
+            <w:r>
+              <w:rPr>
+                <w:rFonts w:ascii="Montserrat" w:hAnsi="Montserrat"/>
+                <w:sz w:val="15"/>
+              </w:rPr>
+              <w:t>ops-img-scenes-3</w:t>
+            </w:r>
+          </w:p>
+        </w:tc>
+        <w:tc>
+          <w:tcPr>
+            <w:tcW w:type="dxa" w:w="1742"/>
+          </w:tcPr>
+          <w:p>
+            <w:pPr>
+              <w:spacing w:after="20"/>
+            </w:pPr>
+            <w:r>
+              <w:rPr>
+                <w:rFonts w:ascii="Montserrat" w:hAnsi="Montserrat"/>
+                <w:sz w:val="15"/>
+              </w:rPr>
+              <w:t>illustrations</w:t>
+            </w:r>
+          </w:p>
+        </w:tc>
+        <w:tc>
+          <w:tcPr>
+            <w:tcW w:type="dxa" w:w="1742"/>
+          </w:tcPr>
+          <w:p>
+            <w:pPr>
+              <w:spacing w:after="20"/>
+            </w:pPr>
+            <w:r>
+              <w:rPr>
+                <w:rFonts w:ascii="Montserrat" w:hAnsi="Montserrat"/>
+                <w:sz w:val="15"/>
+              </w:rPr>
+              <w:t>ops-031</w:t>
+            </w:r>
+          </w:p>
+        </w:tc>
+        <w:tc>
+          <w:tcPr>
+            <w:tcW w:type="dxa" w:w="1742"/>
+          </w:tcPr>
+          <w:p>
+            <w:pPr>
+              <w:spacing w:after="20"/>
+            </w:pPr>
+            <w:r>
+              <w:rPr>
+                <w:rFonts w:ascii="Montserrat" w:hAnsi="Montserrat"/>
+                <w:sz w:val="15"/>
+              </w:rPr>
+              <w:t>ai-generated</w:t>
+            </w:r>
+          </w:p>
+        </w:tc>
+        <w:tc>
+          <w:tcPr>
+            <w:tcW w:type="dxa" w:w="1742"/>
+          </w:tcPr>
+          <w:p>
+            <w:pPr>
+              <w:spacing w:after="20"/>
+            </w:pPr>
+            <w:r>
+              <w:rPr>
+                <w:rFonts w:ascii="Montserrat" w:hAnsi="Montserrat"/>
+                <w:sz w:val="15"/>
+              </w:rPr>
+              <w:t>Yes</w:t>
+            </w:r>
+          </w:p>
+        </w:tc>
+        <w:tc>
+          <w:tcPr>
+            <w:tcW w:type="dxa" w:w="1742"/>
+          </w:tcPr>
+          <w:p>
+            <w:pPr>
+              <w:spacing w:after="20"/>
+            </w:pPr>
+            <w:r>
+              <w:rPr>
+                <w:rFonts w:ascii="Montserrat" w:hAnsi="Montserrat"/>
+                <w:sz w:val="15"/>
+              </w:rPr>
+              <w:t>Planned</w:t>
+            </w:r>
+          </w:p>
+        </w:tc>
+      </w:tr>
+      <w:tr>
+        <w:tc>
+          <w:tcPr>
+            <w:tcW w:type="dxa" w:w="1742"/>
+          </w:tcPr>
+          <w:p>
+            <w:pPr>
+              <w:spacing w:after="20"/>
+            </w:pPr>
+            <w:r>
+              <w:rPr>
+                <w:rFonts w:ascii="Montserrat" w:hAnsi="Montserrat"/>
+                <w:sz w:val="15"/>
+              </w:rPr>
+              <w:t>ops-img-scenes-4</w:t>
+            </w:r>
+          </w:p>
+        </w:tc>
+        <w:tc>
+          <w:tcPr>
+            <w:tcW w:type="dxa" w:w="1742"/>
+          </w:tcPr>
+          <w:p>
+            <w:pPr>
+              <w:spacing w:after="20"/>
+            </w:pPr>
+            <w:r>
+              <w:rPr>
+                <w:rFonts w:ascii="Montserrat" w:hAnsi="Montserrat"/>
+                <w:sz w:val="15"/>
+              </w:rPr>
+              <w:t>illustrations</w:t>
+            </w:r>
+          </w:p>
+        </w:tc>
+        <w:tc>
+          <w:tcPr>
+            <w:tcW w:type="dxa" w:w="1742"/>
+          </w:tcPr>
+          <w:p>
+            <w:pPr>
+              <w:spacing w:after="20"/>
+            </w:pPr>
+            <w:r>
+              <w:rPr>
+                <w:rFonts w:ascii="Montserrat" w:hAnsi="Montserrat"/>
+                <w:sz w:val="15"/>
+              </w:rPr>
+              <w:t>ops-031</w:t>
+            </w:r>
+          </w:p>
+        </w:tc>
+        <w:tc>
+          <w:tcPr>
+            <w:tcW w:type="dxa" w:w="1742"/>
+          </w:tcPr>
+          <w:p>
+            <w:pPr>
+              <w:spacing w:after="20"/>
+            </w:pPr>
+            <w:r>
+              <w:rPr>
+                <w:rFonts w:ascii="Montserrat" w:hAnsi="Montserrat"/>
+                <w:sz w:val="15"/>
+              </w:rPr>
+              <w:t>ai-generated</w:t>
+            </w:r>
+          </w:p>
+        </w:tc>
+        <w:tc>
+          <w:tcPr>
+            <w:tcW w:type="dxa" w:w="1742"/>
+          </w:tcPr>
+          <w:p>
+            <w:pPr>
+              <w:spacing w:after="20"/>
+            </w:pPr>
+            <w:r>
+              <w:rPr>
+                <w:rFonts w:ascii="Montserrat" w:hAnsi="Montserrat"/>
+                <w:sz w:val="15"/>
+              </w:rPr>
+              <w:t>Yes</w:t>
+            </w:r>
+          </w:p>
+        </w:tc>
+        <w:tc>
+          <w:tcPr>
+            <w:tcW w:type="dxa" w:w="1742"/>
+          </w:tcPr>
+          <w:p>
+            <w:pPr>
+              <w:spacing w:after="20"/>
+            </w:pPr>
+            <w:r>
+              <w:rPr>
+                <w:rFonts w:ascii="Montserrat" w:hAnsi="Montserrat"/>
+                <w:sz w:val="15"/>
+              </w:rPr>
+              <w:t>Planned</w:t>
+            </w:r>
+          </w:p>
+        </w:tc>
+      </w:tr>
+      <w:tr>
+        <w:tc>
+          <w:tcPr>
+            <w:tcW w:type="dxa" w:w="1742"/>
+          </w:tcPr>
+          <w:p>
+            <w:pPr>
+              <w:spacing w:after="20"/>
+            </w:pPr>
+            <w:r>
+              <w:rPr>
+                <w:rFonts w:ascii="Montserrat" w:hAnsi="Montserrat"/>
+                <w:sz w:val="15"/>
+              </w:rPr>
+              <w:t>char-noor-*</w:t>
+            </w:r>
+          </w:p>
+        </w:tc>
+        <w:tc>
+          <w:tcPr>
+            <w:tcW w:type="dxa" w:w="1742"/>
+          </w:tcPr>
+          <w:p>
+            <w:pPr>
+              <w:spacing w:after="20"/>
+            </w:pPr>
+            <w:r>
+              <w:rPr>
+                <w:rFonts w:ascii="Montserrat" w:hAnsi="Montserrat"/>
+                <w:sz w:val="15"/>
+              </w:rPr>
+              <w:t>character set (program-wide)</w:t>
+            </w:r>
+          </w:p>
+        </w:tc>
+        <w:tc>
+          <w:tcPr>
+            <w:tcW w:type="dxa" w:w="1742"/>
+          </w:tcPr>
+          <w:p>
+            <w:pPr>
+              <w:spacing w:after="20"/>
+            </w:pPr>
+            <w:r>
+              <w:rPr>
+                <w:rFonts w:ascii="Montserrat" w:hAnsi="Montserrat"/>
+                <w:sz w:val="15"/>
+              </w:rPr>
+              <w:t>see "Companions in this module"</w:t>
+            </w:r>
+          </w:p>
+        </w:tc>
+        <w:tc>
+          <w:tcPr>
+            <w:tcW w:type="dxa" w:w="1742"/>
+          </w:tcPr>
+          <w:p>
+            <w:pPr>
+              <w:spacing w:after="20"/>
+            </w:pPr>
+            <w:r>
+              <w:rPr>
+                <w:rFonts w:ascii="Montserrat" w:hAnsi="Montserrat"/>
+                <w:sz w:val="15"/>
+              </w:rPr>
+              <w:t>ai-generated (masters approved first)</w:t>
+            </w:r>
+          </w:p>
+        </w:tc>
+        <w:tc>
+          <w:tcPr>
+            <w:tcW w:type="dxa" w:w="1742"/>
+          </w:tcPr>
+          <w:p>
+            <w:pPr>
+              <w:spacing w:after="20"/>
+            </w:pPr>
+            <w:r>
+              <w:rPr>
+                <w:rFonts w:ascii="Montserrat" w:hAnsi="Montserrat"/>
+                <w:sz w:val="15"/>
+              </w:rPr>
+              <w:t>Yes</w:t>
+            </w:r>
+          </w:p>
+        </w:tc>
+        <w:tc>
+          <w:tcPr>
+            <w:tcW w:type="dxa" w:w="1742"/>
+          </w:tcPr>
+          <w:p>
+            <w:pPr>
+              <w:spacing w:after="20"/>
+            </w:pPr>
+            <w:r>
+              <w:rPr>
+                <w:rFonts w:ascii="Montserrat" w:hAnsi="Montserrat"/>
+                <w:sz w:val="15"/>
+              </w:rPr>
+              <w:t>Planned</w:t>
+            </w:r>
+          </w:p>
+        </w:tc>
+      </w:tr>
+      <w:tr>
+        <w:tc>
+          <w:tcPr>
+            <w:tcW w:type="dxa" w:w="1742"/>
+          </w:tcPr>
+          <w:p>
+            <w:pPr>
+              <w:spacing w:after="20"/>
+            </w:pPr>
+            <w:r>
+              <w:rPr>
+                <w:rFonts w:ascii="Montserrat" w:hAnsi="Montserrat"/>
+                <w:sz w:val="15"/>
+              </w:rPr>
+              <w:t>char-omar-*</w:t>
             </w:r>
           </w:p>
         </w:tc>
@@ -36780,7 +37258,7 @@
         <w:color w:val="5B6B7B"/>
         <w:sz w:val="15"/>
       </w:rPr>
-      <w:t xml:space="preserve">Draft for SME review · 14 October 2026 · MC-SB-04 v0.2 · Module 04   ·   Page </w:t>
+      <w:t xml:space="preserve">Draft for SME review · 15 October 2026 · MC-SB-04 v0.2 · Module 04   ·   Page </w:t>
     </w:r>
     <w:r>
       <w:rPr>
